--- a/docs/Design_Document.docx
+++ b/docs/Design_Document.docx
@@ -18,7 +18,107 @@
           <w:sz w:val="30"/>
           <w:szCs w:val="30"/>
         </w:rPr>
-        <w:t>TÀI LIỆU THIẾT KẾ HỆ THỐNG</w:t>
+        <w:t>TÀI LI</w:t>
+      </w:r>
+      <w:r>
+        <w:rPr>
+          <w:b/>
+          <w:bCs/>
+          <w:color w:val="1F5C8A"/>
+          <w:sz w:val="30"/>
+          <w:szCs w:val="30"/>
+        </w:rPr>
+        <w:t>Ệ</w:t>
+      </w:r>
+      <w:r>
+        <w:rPr>
+          <w:b/>
+          <w:bCs/>
+          <w:color w:val="1F5C8A"/>
+          <w:sz w:val="30"/>
+          <w:szCs w:val="30"/>
+        </w:rPr>
+        <w:t>U THI</w:t>
+      </w:r>
+      <w:r>
+        <w:rPr>
+          <w:b/>
+          <w:bCs/>
+          <w:color w:val="1F5C8A"/>
+          <w:sz w:val="30"/>
+          <w:szCs w:val="30"/>
+        </w:rPr>
+        <w:t>Ế</w:t>
+      </w:r>
+      <w:r>
+        <w:rPr>
+          <w:b/>
+          <w:bCs/>
+          <w:color w:val="1F5C8A"/>
+          <w:sz w:val="30"/>
+          <w:szCs w:val="30"/>
+        </w:rPr>
+        <w:t>T K</w:t>
+      </w:r>
+      <w:r>
+        <w:rPr>
+          <w:b/>
+          <w:bCs/>
+          <w:color w:val="1F5C8A"/>
+          <w:sz w:val="30"/>
+          <w:szCs w:val="30"/>
+        </w:rPr>
+        <w:t>Ế</w:t>
+      </w:r>
+      <w:r>
+        <w:rPr>
+          <w:b/>
+          <w:bCs/>
+          <w:color w:val="1F5C8A"/>
+          <w:sz w:val="30"/>
+          <w:szCs w:val="30"/>
+        </w:rPr>
+        <w:t xml:space="preserve"> H</w:t>
+      </w:r>
+      <w:r>
+        <w:rPr>
+          <w:b/>
+          <w:bCs/>
+          <w:color w:val="1F5C8A"/>
+          <w:sz w:val="30"/>
+          <w:szCs w:val="30"/>
+        </w:rPr>
+        <w:t>Ệ</w:t>
+      </w:r>
+      <w:r>
+        <w:rPr>
+          <w:b/>
+          <w:bCs/>
+          <w:color w:val="1F5C8A"/>
+          <w:sz w:val="30"/>
+          <w:szCs w:val="30"/>
+        </w:rPr>
+        <w:t xml:space="preserve"> TH</w:t>
+      </w:r>
+      <w:r>
+        <w:rPr>
+          <w:b/>
+          <w:bCs/>
+          <w:color w:val="1F5C8A"/>
+          <w:sz w:val="30"/>
+          <w:szCs w:val="30"/>
+        </w:rPr>
+        <w:t>Ố</w:t>
+      </w:r>
+      <w:r>
+        <w:rPr>
+          <w:b/>
+          <w:bCs/>
+          <w:color w:val="1F5C8A"/>
+          <w:sz w:val="30"/>
+          <w:szCs w:val="30"/>
+        </w:rPr>
+        <w:t>NG</w:t>
       </w:r>
     </w:p>
     <w:p>
@@ -37,21 +137,57 @@
         <w:rPr>
           <w:color w:val="555555"/>
         </w:rPr>
-        <w:t>Trần</w:t>
-      </w:r>
-      <w:proofErr w:type="spellEnd"/>
+        <w:t>Tr</w:t>
+      </w:r>
       <w:r>
         <w:rPr>
           <w:color w:val="555555"/>
         </w:rPr>
-        <w:t xml:space="preserve"> Hữu Trung – N23DCCN200 – D23CQCN03-N </w:t>
-      </w:r>
-      <w:proofErr w:type="spellStart"/>
+        <w:t>ầ</w:t>
+      </w:r>
       <w:r>
         <w:rPr>
           <w:color w:val="555555"/>
         </w:rPr>
-        <w:t>Giảng</w:t>
+        <w:t>n</w:t>
+      </w:r>
+      <w:proofErr w:type="spellEnd"/>
+      <w:r>
+        <w:rPr>
+          <w:color w:val="555555"/>
+        </w:rPr>
+        <w:t xml:space="preserve"> H</w:t>
+      </w:r>
+      <w:r>
+        <w:rPr>
+          <w:color w:val="555555"/>
+        </w:rPr>
+        <w:t>ữ</w:t>
+      </w:r>
+      <w:r>
+        <w:rPr>
+          <w:color w:val="555555"/>
+        </w:rPr>
+        <w:t xml:space="preserve">u Trung – N23DCCN200 – D23CQCN03-N </w:t>
+      </w:r>
+      <w:proofErr w:type="spellStart"/>
+      <w:r>
+        <w:rPr>
+          <w:color w:val="555555"/>
+        </w:rPr>
+        <w:t>Gi</w:t>
+      </w:r>
+      <w:r>
+        <w:rPr>
+          <w:color w:val="555555"/>
+        </w:rPr>
+        <w:t>ả</w:t>
+      </w:r>
+      <w:r>
+        <w:rPr>
+          <w:color w:val="555555"/>
+        </w:rPr>
+        <w:t>ng</w:t>
       </w:r>
       <w:proofErr w:type="spellEnd"/>
       <w:r>
@@ -100,9 +236,8 @@
           <w:szCs w:val="22"/>
           <w:u w:val="single" w:color="1F5C8A"/>
         </w:rPr>
-        <w:t>Kiến</w:t>
-      </w:r>
-      <w:proofErr w:type="spellEnd"/>
+        <w:t>Ki</w:t>
+      </w:r>
       <w:r>
         <w:rPr>
           <w:b/>
@@ -112,9 +247,8 @@
           <w:szCs w:val="22"/>
           <w:u w:val="single" w:color="1F5C8A"/>
         </w:rPr>
-        <w:t xml:space="preserve"> Trúc </w:t>
-      </w:r>
-      <w:proofErr w:type="spellStart"/>
+        <w:t>ế</w:t>
+      </w:r>
       <w:r>
         <w:rPr>
           <w:b/>
@@ -124,7 +258,7 @@
           <w:szCs w:val="22"/>
           <w:u w:val="single" w:color="1F5C8A"/>
         </w:rPr>
-        <w:t>Hệ</w:t>
+        <w:t>n</w:t>
       </w:r>
       <w:proofErr w:type="spellEnd"/>
       <w:r>
@@ -136,7 +270,7 @@
           <w:szCs w:val="22"/>
           <w:u w:val="single" w:color="1F5C8A"/>
         </w:rPr>
-        <w:t xml:space="preserve"> </w:t>
+        <w:t xml:space="preserve"> Trúc </w:t>
       </w:r>
       <w:proofErr w:type="spellStart"/>
       <w:r>
@@ -148,9 +282,8 @@
           <w:szCs w:val="22"/>
           <w:u w:val="single" w:color="1F5C8A"/>
         </w:rPr>
-        <w:t>Thống</w:t>
-      </w:r>
-      <w:proofErr w:type="spellEnd"/>
+        <w:t>H</w:t>
+      </w:r>
       <w:r>
         <w:rPr>
           <w:b/>
@@ -160,9 +293,9 @@
           <w:szCs w:val="22"/>
           <w:u w:val="single" w:color="1F5C8A"/>
         </w:rPr>
-        <w:t xml:space="preserve"> (4 </w:t>
-      </w:r>
-      <w:proofErr w:type="spellStart"/>
+        <w:t>ệ</w:t>
+      </w:r>
+      <w:proofErr w:type="spellEnd"/>
       <w:r>
         <w:rPr>
           <w:b/>
@@ -172,7 +305,87 @@
           <w:szCs w:val="22"/>
           <w:u w:val="single" w:color="1F5C8A"/>
         </w:rPr>
-        <w:t>Tầng</w:t>
+        <w:t xml:space="preserve"> </w:t>
+      </w:r>
+      <w:proofErr w:type="spellStart"/>
+      <w:r>
+        <w:rPr>
+          <w:b/>
+          <w:bCs/>
+          <w:color w:val="1F5C8A"/>
+          <w:sz w:val="22"/>
+          <w:szCs w:val="22"/>
+          <w:u w:val="single" w:color="1F5C8A"/>
+        </w:rPr>
+        <w:t>Th</w:t>
+      </w:r>
+      <w:r>
+        <w:rPr>
+          <w:b/>
+          <w:bCs/>
+          <w:color w:val="1F5C8A"/>
+          <w:sz w:val="22"/>
+          <w:szCs w:val="22"/>
+          <w:u w:val="single" w:color="1F5C8A"/>
+        </w:rPr>
+        <w:t>ố</w:t>
+      </w:r>
+      <w:r>
+        <w:rPr>
+          <w:b/>
+          <w:bCs/>
+          <w:color w:val="1F5C8A"/>
+          <w:sz w:val="22"/>
+          <w:szCs w:val="22"/>
+          <w:u w:val="single" w:color="1F5C8A"/>
+        </w:rPr>
+        <w:t>ng</w:t>
+      </w:r>
+      <w:proofErr w:type="spellEnd"/>
+      <w:r>
+        <w:rPr>
+          <w:b/>
+          <w:bCs/>
+          <w:color w:val="1F5C8A"/>
+          <w:sz w:val="22"/>
+          <w:szCs w:val="22"/>
+          <w:u w:val="single" w:color="1F5C8A"/>
+        </w:rPr>
+        <w:t xml:space="preserve"> (4 </w:t>
+      </w:r>
+      <w:proofErr w:type="spellStart"/>
+      <w:r>
+        <w:rPr>
+          <w:b/>
+          <w:bCs/>
+          <w:color w:val="1F5C8A"/>
+          <w:sz w:val="22"/>
+          <w:szCs w:val="22"/>
+          <w:u w:val="single" w:color="1F5C8A"/>
+        </w:rPr>
+        <w:t>T</w:t>
+      </w:r>
+      <w:r>
+        <w:rPr>
+          <w:b/>
+          <w:bCs/>
+          <w:color w:val="1F5C8A"/>
+          <w:sz w:val="22"/>
+          <w:szCs w:val="22"/>
+          <w:u w:val="single" w:color="1F5C8A"/>
+        </w:rPr>
+        <w:t>ầ</w:t>
+      </w:r>
+      <w:r>
+        <w:rPr>
+          <w:b/>
+          <w:bCs/>
+          <w:color w:val="1F5C8A"/>
+          <w:sz w:val="22"/>
+          <w:szCs w:val="22"/>
+          <w:u w:val="single" w:color="1F5C8A"/>
+        </w:rPr>
+        <w:t>ng</w:t>
       </w:r>
       <w:proofErr w:type="spellEnd"/>
       <w:r>
@@ -211,12 +424,6 @@
         <w:gridCol w:w="3826"/>
       </w:tblGrid>
       <w:tr>
-        <w:tblPrEx>
-          <w:tblCellMar>
-            <w:top w:w="0" w:type="dxa"/>
-            <w:bottom w:w="0" w:type="dxa"/>
-          </w:tblCellMar>
-        </w:tblPrEx>
         <w:tc>
           <w:tcPr>
             <w:tcW w:w="550" w:type="dxa"/>
@@ -244,7 +451,27 @@
                 <w:sz w:val="18"/>
                 <w:szCs w:val="18"/>
               </w:rPr>
-              <w:t>Tầng</w:t>
+              <w:t>T</w:t>
+            </w:r>
+            <w:r>
+              <w:rPr>
+                <w:b/>
+                <w:bCs/>
+                <w:color w:val="FFFFFF"/>
+                <w:sz w:val="18"/>
+                <w:szCs w:val="18"/>
+              </w:rPr>
+              <w:t>ầ</w:t>
+            </w:r>
+            <w:r>
+              <w:rPr>
+                <w:b/>
+                <w:bCs/>
+                <w:color w:val="FFFFFF"/>
+                <w:sz w:val="18"/>
+                <w:szCs w:val="18"/>
+              </w:rPr>
+              <w:t>ng</w:t>
             </w:r>
             <w:proofErr w:type="spellEnd"/>
           </w:p>
@@ -298,7 +525,27 @@
                 <w:sz w:val="18"/>
                 <w:szCs w:val="18"/>
               </w:rPr>
-              <w:t>tầng</w:t>
+              <w:t>t</w:t>
+            </w:r>
+            <w:r>
+              <w:rPr>
+                <w:b/>
+                <w:bCs/>
+                <w:color w:val="FFFFFF"/>
+                <w:sz w:val="18"/>
+                <w:szCs w:val="18"/>
+              </w:rPr>
+              <w:t>ầ</w:t>
+            </w:r>
+            <w:r>
+              <w:rPr>
+                <w:b/>
+                <w:bCs/>
+                <w:color w:val="FFFFFF"/>
+                <w:sz w:val="18"/>
+                <w:szCs w:val="18"/>
+              </w:rPr>
+              <w:t>ng</w:t>
             </w:r>
             <w:proofErr w:type="spellEnd"/>
           </w:p>
@@ -340,7 +587,27 @@
                 <w:sz w:val="18"/>
                 <w:szCs w:val="18"/>
               </w:rPr>
-              <w:t>phần</w:t>
+              <w:t>ph</w:t>
+            </w:r>
+            <w:r>
+              <w:rPr>
+                <w:b/>
+                <w:bCs/>
+                <w:color w:val="FFFFFF"/>
+                <w:sz w:val="18"/>
+                <w:szCs w:val="18"/>
+              </w:rPr>
+              <w:t>ầ</w:t>
+            </w:r>
+            <w:r>
+              <w:rPr>
+                <w:b/>
+                <w:bCs/>
+                <w:color w:val="FFFFFF"/>
+                <w:sz w:val="18"/>
+                <w:szCs w:val="18"/>
+              </w:rPr>
+              <w:t>n</w:t>
             </w:r>
             <w:proofErr w:type="spellEnd"/>
             <w:r>
@@ -394,7 +661,27 @@
                 <w:sz w:val="18"/>
                 <w:szCs w:val="18"/>
               </w:rPr>
-              <w:t>Chức</w:t>
+              <w:t>Ch</w:t>
+            </w:r>
+            <w:r>
+              <w:rPr>
+                <w:b/>
+                <w:bCs/>
+                <w:color w:val="FFFFFF"/>
+                <w:sz w:val="18"/>
+                <w:szCs w:val="18"/>
+              </w:rPr>
+              <w:t>ứ</w:t>
+            </w:r>
+            <w:r>
+              <w:rPr>
+                <w:b/>
+                <w:bCs/>
+                <w:color w:val="FFFFFF"/>
+                <w:sz w:val="18"/>
+                <w:szCs w:val="18"/>
+              </w:rPr>
+              <w:t>c</w:t>
             </w:r>
             <w:proofErr w:type="spellEnd"/>
             <w:r>
@@ -423,12 +710,6 @@
         </w:tc>
       </w:tr>
       <w:tr>
-        <w:tblPrEx>
-          <w:tblCellMar>
-            <w:top w:w="0" w:type="dxa"/>
-            <w:bottom w:w="0" w:type="dxa"/>
-          </w:tblCellMar>
-        </w:tblPrEx>
         <w:tc>
           <w:tcPr>
             <w:tcW w:w="550" w:type="dxa"/>
@@ -533,15 +814,36 @@
                 <w:sz w:val="18"/>
                 <w:szCs w:val="18"/>
               </w:rPr>
-              <w:t xml:space="preserve">Hiển </w:t>
-            </w:r>
-            <w:proofErr w:type="spellStart"/>
-            <w:r>
-              <w:rPr>
-                <w:sz w:val="18"/>
-                <w:szCs w:val="18"/>
-              </w:rPr>
-              <w:t>thị</w:t>
+              <w:t>Hi</w:t>
+            </w:r>
+            <w:r>
+              <w:rPr>
+                <w:sz w:val="18"/>
+                <w:szCs w:val="18"/>
+              </w:rPr>
+              <w:t>ể</w:t>
+            </w:r>
+            <w:r>
+              <w:rPr>
+                <w:sz w:val="18"/>
+                <w:szCs w:val="18"/>
+              </w:rPr>
+              <w:t xml:space="preserve">n </w:t>
+            </w:r>
+            <w:proofErr w:type="spellStart"/>
+            <w:r>
+              <w:rPr>
+                <w:sz w:val="18"/>
+                <w:szCs w:val="18"/>
+              </w:rPr>
+              <w:t>th</w:t>
+            </w:r>
+            <w:r>
+              <w:rPr>
+                <w:sz w:val="18"/>
+                <w:szCs w:val="18"/>
+              </w:rPr>
+              <w:t>ị</w:t>
             </w:r>
             <w:proofErr w:type="spellEnd"/>
             <w:r>
@@ -557,7 +859,21 @@
                 <w:sz w:val="18"/>
                 <w:szCs w:val="18"/>
               </w:rPr>
-              <w:t>kết</w:t>
+              <w:t>k</w:t>
+            </w:r>
+            <w:r>
+              <w:rPr>
+                <w:sz w:val="18"/>
+                <w:szCs w:val="18"/>
+              </w:rPr>
+              <w:t>ế</w:t>
+            </w:r>
+            <w:r>
+              <w:rPr>
+                <w:sz w:val="18"/>
+                <w:szCs w:val="18"/>
+              </w:rPr>
+              <w:t>t</w:t>
             </w:r>
             <w:proofErr w:type="spellEnd"/>
             <w:r>
@@ -573,7 +889,14 @@
                 <w:sz w:val="18"/>
                 <w:szCs w:val="18"/>
               </w:rPr>
-              <w:t>quả</w:t>
+              <w:t>qu</w:t>
+            </w:r>
+            <w:r>
+              <w:rPr>
+                <w:sz w:val="18"/>
+                <w:szCs w:val="18"/>
+              </w:rPr>
+              <w:t>ả</w:t>
             </w:r>
             <w:proofErr w:type="spellEnd"/>
             <w:r>
@@ -589,7 +912,14 @@
                 <w:sz w:val="18"/>
                 <w:szCs w:val="18"/>
               </w:rPr>
-              <w:t>đồ</w:t>
+              <w:t>đ</w:t>
+            </w:r>
+            <w:r>
+              <w:rPr>
+                <w:sz w:val="18"/>
+                <w:szCs w:val="18"/>
+              </w:rPr>
+              <w:t>ồ</w:t>
             </w:r>
             <w:proofErr w:type="spellEnd"/>
             <w:r>
@@ -605,19 +935,20 @@
                 <w:sz w:val="18"/>
                 <w:szCs w:val="18"/>
               </w:rPr>
-              <w:t>thị</w:t>
+              <w:t>th</w:t>
+            </w:r>
+            <w:r>
+              <w:rPr>
+                <w:sz w:val="18"/>
+                <w:szCs w:val="18"/>
+              </w:rPr>
+              <w:t>ị</w:t>
             </w:r>
             <w:proofErr w:type="spellEnd"/>
           </w:p>
         </w:tc>
       </w:tr>
       <w:tr>
-        <w:tblPrEx>
-          <w:tblCellMar>
-            <w:top w:w="0" w:type="dxa"/>
-            <w:bottom w:w="0" w:type="dxa"/>
-          </w:tblCellMar>
-        </w:tblPrEx>
         <w:tc>
           <w:tcPr>
             <w:tcW w:w="550" w:type="dxa"/>
@@ -776,12 +1107,6 @@
         </w:tc>
       </w:tr>
       <w:tr>
-        <w:tblPrEx>
-          <w:tblCellMar>
-            <w:top w:w="0" w:type="dxa"/>
-            <w:bottom w:w="0" w:type="dxa"/>
-          </w:tblCellMar>
-        </w:tblPrEx>
         <w:tc>
           <w:tcPr>
             <w:tcW w:w="550" w:type="dxa"/>
@@ -887,7 +1212,14 @@
                 <w:sz w:val="18"/>
                 <w:szCs w:val="18"/>
               </w:rPr>
-              <w:t>Xử</w:t>
+              <w:t>X</w:t>
+            </w:r>
+            <w:r>
+              <w:rPr>
+                <w:sz w:val="18"/>
+                <w:szCs w:val="18"/>
+              </w:rPr>
+              <w:t>ử</w:t>
             </w:r>
             <w:proofErr w:type="spellEnd"/>
             <w:r>
@@ -917,12 +1249,6 @@
         </w:tc>
       </w:tr>
       <w:tr>
-        <w:tblPrEx>
-          <w:tblCellMar>
-            <w:top w:w="0" w:type="dxa"/>
-            <w:bottom w:w="0" w:type="dxa"/>
-          </w:tblCellMar>
-        </w:tblPrEx>
         <w:tc>
           <w:tcPr>
             <w:tcW w:w="550" w:type="dxa"/>
@@ -1035,7 +1361,14 @@
                 <w:sz w:val="18"/>
                 <w:szCs w:val="18"/>
               </w:rPr>
-              <w:t>trữ</w:t>
+              <w:t>tr</w:t>
+            </w:r>
+            <w:r>
+              <w:rPr>
+                <w:sz w:val="18"/>
+                <w:szCs w:val="18"/>
+              </w:rPr>
+              <w:t>ữ</w:t>
             </w:r>
             <w:proofErr w:type="spellEnd"/>
             <w:r>
@@ -1083,7 +1416,21 @@
                 <w:sz w:val="18"/>
                 <w:szCs w:val="18"/>
               </w:rPr>
-              <w:t>xuất</w:t>
+              <w:t>xu</w:t>
+            </w:r>
+            <w:r>
+              <w:rPr>
+                <w:sz w:val="18"/>
+                <w:szCs w:val="18"/>
+              </w:rPr>
+              <w:t>ấ</w:t>
+            </w:r>
+            <w:r>
+              <w:rPr>
+                <w:sz w:val="18"/>
+                <w:szCs w:val="18"/>
+              </w:rPr>
+              <w:t>t</w:t>
             </w:r>
             <w:proofErr w:type="spellEnd"/>
             <w:r>
@@ -1099,7 +1446,14 @@
                 <w:sz w:val="18"/>
                 <w:szCs w:val="18"/>
               </w:rPr>
-              <w:t>dữ</w:t>
+              <w:t>d</w:t>
+            </w:r>
+            <w:r>
+              <w:rPr>
+                <w:sz w:val="18"/>
+                <w:szCs w:val="18"/>
+              </w:rPr>
+              <w:t>ữ</w:t>
             </w:r>
             <w:proofErr w:type="spellEnd"/>
             <w:r>
@@ -1115,7 +1469,21 @@
                 <w:sz w:val="18"/>
                 <w:szCs w:val="18"/>
               </w:rPr>
-              <w:t>liệu</w:t>
+              <w:t>li</w:t>
+            </w:r>
+            <w:r>
+              <w:rPr>
+                <w:sz w:val="18"/>
+                <w:szCs w:val="18"/>
+              </w:rPr>
+              <w:t>ệ</w:t>
+            </w:r>
+            <w:r>
+              <w:rPr>
+                <w:sz w:val="18"/>
+                <w:szCs w:val="18"/>
+              </w:rPr>
+              <w:t>u</w:t>
             </w:r>
             <w:proofErr w:type="spellEnd"/>
           </w:p>
@@ -1129,7 +1497,13 @@
       </w:pPr>
       <w:proofErr w:type="spellStart"/>
       <w:r>
-        <w:t>Luồng</w:t>
+        <w:t>Lu</w:t>
+      </w:r>
+      <w:r>
+        <w:t>ồ</w:t>
+      </w:r>
+      <w:r>
+        <w:t>ng</w:t>
       </w:r>
       <w:proofErr w:type="spellEnd"/>
       <w:r>
@@ -1137,7 +1511,10 @@
       </w:r>
       <w:proofErr w:type="spellStart"/>
       <w:r>
-        <w:t>xử</w:t>
+        <w:t>x</w:t>
+      </w:r>
+      <w:r>
+        <w:t>ử</w:t>
       </w:r>
       <w:proofErr w:type="spellEnd"/>
       <w:r>
@@ -1217,7 +1594,10 @@
       </w:r>
       <w:proofErr w:type="spellStart"/>
       <w:r>
-        <w:t>trả</w:t>
+        <w:t>tr</w:t>
+      </w:r>
+      <w:r>
+        <w:t>ả</w:t>
       </w:r>
       <w:proofErr w:type="spellEnd"/>
       <w:r>
@@ -1254,9 +1634,8 @@
           <w:szCs w:val="22"/>
           <w:u w:val="single" w:color="1F5C8A"/>
         </w:rPr>
-        <w:t>Thiết</w:t>
-      </w:r>
-      <w:proofErr w:type="spellEnd"/>
+        <w:t>Thi</w:t>
+      </w:r>
       <w:r>
         <w:rPr>
           <w:b/>
@@ -1266,9 +1645,8 @@
           <w:szCs w:val="22"/>
           <w:u w:val="single" w:color="1F5C8A"/>
         </w:rPr>
-        <w:t xml:space="preserve"> </w:t>
-      </w:r>
-      <w:proofErr w:type="spellStart"/>
+        <w:t>ế</w:t>
+      </w:r>
       <w:r>
         <w:rPr>
           <w:b/>
@@ -1278,7 +1656,42 @@
           <w:szCs w:val="22"/>
           <w:u w:val="single" w:color="1F5C8A"/>
         </w:rPr>
-        <w:t>Kế</w:t>
+        <w:t>t</w:t>
+      </w:r>
+      <w:proofErr w:type="spellEnd"/>
+      <w:r>
+        <w:rPr>
+          <w:b/>
+          <w:bCs/>
+          <w:color w:val="1F5C8A"/>
+          <w:sz w:val="22"/>
+          <w:szCs w:val="22"/>
+          <w:u w:val="single" w:color="1F5C8A"/>
+        </w:rPr>
+        <w:t xml:space="preserve"> </w:t>
+      </w:r>
+      <w:proofErr w:type="spellStart"/>
+      <w:r>
+        <w:rPr>
+          <w:b/>
+          <w:bCs/>
+          <w:color w:val="1F5C8A"/>
+          <w:sz w:val="22"/>
+          <w:szCs w:val="22"/>
+          <w:u w:val="single" w:color="1F5C8A"/>
+        </w:rPr>
+        <w:t>K</w:t>
+      </w:r>
+      <w:r>
+        <w:rPr>
+          <w:b/>
+          <w:bCs/>
+          <w:color w:val="1F5C8A"/>
+          <w:sz w:val="22"/>
+          <w:szCs w:val="22"/>
+          <w:u w:val="single" w:color="1F5C8A"/>
+        </w:rPr>
+        <w:t>ế</w:t>
       </w:r>
       <w:proofErr w:type="spellEnd"/>
       <w:r>
@@ -1312,15 +1725,31 @@
           <w:bCs/>
           <w:color w:val="2E86C1"/>
         </w:rPr>
-        <w:t>trường</w:t>
-      </w:r>
-      <w:proofErr w:type="spellEnd"/>
+        <w:t>trư</w:t>
+      </w:r>
       <w:r>
         <w:rPr>
           <w:b/>
           <w:bCs/>
           <w:color w:val="2E86C1"/>
         </w:rPr>
+        <w:t>ờ</w:t>
+      </w:r>
+      <w:r>
+        <w:rPr>
+          <w:b/>
+          <w:bCs/>
+          <w:color w:val="2E86C1"/>
+        </w:rPr>
+        <w:t>ng</w:t>
+      </w:r>
+      <w:proofErr w:type="spellEnd"/>
+      <w:r>
+        <w:rPr>
+          <w:b/>
+          <w:bCs/>
+          <w:color w:val="2E86C1"/>
+        </w:rPr>
         <w:t xml:space="preserve"> searchable </w:t>
       </w:r>
       <w:proofErr w:type="spellStart"/>
@@ -1330,15 +1759,31 @@
           <w:bCs/>
           <w:color w:val="2E86C1"/>
         </w:rPr>
-        <w:t>với</w:t>
-      </w:r>
-      <w:proofErr w:type="spellEnd"/>
+        <w:t>v</w:t>
+      </w:r>
       <w:r>
         <w:rPr>
           <w:b/>
           <w:bCs/>
           <w:color w:val="2E86C1"/>
         </w:rPr>
+        <w:t>ớ</w:t>
+      </w:r>
+      <w:r>
+        <w:rPr>
+          <w:b/>
+          <w:bCs/>
+          <w:color w:val="2E86C1"/>
+        </w:rPr>
+        <w:t>i</w:t>
+      </w:r>
+      <w:proofErr w:type="spellEnd"/>
+      <w:r>
+        <w:rPr>
+          <w:b/>
+          <w:bCs/>
+          <w:color w:val="2E86C1"/>
+        </w:rPr>
         <w:t xml:space="preserve"> analyzer </w:t>
       </w:r>
       <w:proofErr w:type="spellStart"/>
@@ -1366,15 +1811,31 @@
           <w:bCs/>
           <w:color w:val="2E86C1"/>
         </w:rPr>
-        <w:t>trọng</w:t>
-      </w:r>
-      <w:proofErr w:type="spellEnd"/>
+        <w:t>tr</w:t>
+      </w:r>
       <w:r>
         <w:rPr>
           <w:b/>
           <w:bCs/>
           <w:color w:val="2E86C1"/>
         </w:rPr>
+        <w:t>ọ</w:t>
+      </w:r>
+      <w:r>
+        <w:rPr>
+          <w:b/>
+          <w:bCs/>
+          <w:color w:val="2E86C1"/>
+        </w:rPr>
+        <w:t>ng</w:t>
+      </w:r>
+      <w:proofErr w:type="spellEnd"/>
+      <w:r>
+        <w:rPr>
+          <w:b/>
+          <w:bCs/>
+          <w:color w:val="2E86C1"/>
+        </w:rPr>
         <w:t xml:space="preserve"> </w:t>
       </w:r>
       <w:proofErr w:type="spellStart"/>
@@ -1384,15 +1845,23 @@
           <w:bCs/>
           <w:color w:val="2E86C1"/>
         </w:rPr>
-        <w:t>số</w:t>
-      </w:r>
-      <w:proofErr w:type="spellEnd"/>
+        <w:t>s</w:t>
+      </w:r>
       <w:r>
         <w:rPr>
           <w:b/>
           <w:bCs/>
           <w:color w:val="2E86C1"/>
         </w:rPr>
+        <w:t>ố</w:t>
+      </w:r>
+      <w:proofErr w:type="spellEnd"/>
+      <w:r>
+        <w:rPr>
+          <w:b/>
+          <w:bCs/>
+          <w:color w:val="2E86C1"/>
+        </w:rPr>
         <w:t xml:space="preserve"> </w:t>
       </w:r>
       <w:proofErr w:type="spellStart"/>
@@ -1402,7 +1871,23 @@
           <w:bCs/>
           <w:color w:val="2E86C1"/>
         </w:rPr>
-        <w:t>bằng</w:t>
+        <w:t>b</w:t>
+      </w:r>
+      <w:r>
+        <w:rPr>
+          <w:b/>
+          <w:bCs/>
+          <w:color w:val="2E86C1"/>
+        </w:rPr>
+        <w:t>ằ</w:t>
+      </w:r>
+      <w:r>
+        <w:rPr>
+          <w:b/>
+          <w:bCs/>
+          <w:color w:val="2E86C1"/>
+        </w:rPr>
+        <w:t>ng</w:t>
       </w:r>
       <w:proofErr w:type="spellEnd"/>
       <w:r>
@@ -1456,12 +1941,6 @@
         <w:gridCol w:w="5142"/>
       </w:tblGrid>
       <w:tr>
-        <w:tblPrEx>
-          <w:tblCellMar>
-            <w:top w:w="0" w:type="dxa"/>
-            <w:bottom w:w="0" w:type="dxa"/>
-          </w:tblCellMar>
-        </w:tblPrEx>
         <w:tc>
           <w:tcPr>
             <w:tcW w:w="2400" w:type="dxa"/>
@@ -1488,7 +1967,27 @@
                 <w:sz w:val="18"/>
                 <w:szCs w:val="18"/>
               </w:rPr>
-              <w:t>Trường</w:t>
+              <w:t>Trư</w:t>
+            </w:r>
+            <w:r>
+              <w:rPr>
+                <w:b/>
+                <w:bCs/>
+                <w:color w:val="FFFFFF"/>
+                <w:sz w:val="18"/>
+                <w:szCs w:val="18"/>
+              </w:rPr>
+              <w:t>ờ</w:t>
+            </w:r>
+            <w:r>
+              <w:rPr>
+                <w:b/>
+                <w:bCs/>
+                <w:color w:val="FFFFFF"/>
+                <w:sz w:val="18"/>
+                <w:szCs w:val="18"/>
+              </w:rPr>
+              <w:t>ng</w:t>
             </w:r>
           </w:p>
         </w:tc>
@@ -1549,7 +2048,27 @@
                 <w:sz w:val="18"/>
                 <w:szCs w:val="18"/>
               </w:rPr>
-              <w:t>Kiểu</w:t>
+              <w:t>Ki</w:t>
+            </w:r>
+            <w:r>
+              <w:rPr>
+                <w:b/>
+                <w:bCs/>
+                <w:color w:val="FFFFFF"/>
+                <w:sz w:val="18"/>
+                <w:szCs w:val="18"/>
+              </w:rPr>
+              <w:t>ể</w:t>
+            </w:r>
+            <w:r>
+              <w:rPr>
+                <w:b/>
+                <w:bCs/>
+                <w:color w:val="FFFFFF"/>
+                <w:sz w:val="18"/>
+                <w:szCs w:val="18"/>
+              </w:rPr>
+              <w:t>u</w:t>
             </w:r>
             <w:proofErr w:type="spellEnd"/>
           </w:p>
@@ -1610,12 +2129,6 @@
         </w:tc>
       </w:tr>
       <w:tr>
-        <w:tblPrEx>
-          <w:tblCellMar>
-            <w:top w:w="0" w:type="dxa"/>
-            <w:bottom w:w="0" w:type="dxa"/>
-          </w:tblCellMar>
-        </w:tblPrEx>
         <w:tc>
           <w:tcPr>
             <w:tcW w:w="2400" w:type="dxa"/>
@@ -1714,11 +2227,23 @@
           </w:tcPr>
           <w:p>
             <w:r>
-              <w:t xml:space="preserve">Triệu </w:t>
-            </w:r>
-            <w:proofErr w:type="spellStart"/>
-            <w:r>
-              <w:t>chứng</w:t>
+              <w:t>Tri</w:t>
+            </w:r>
+            <w:r>
+              <w:t>ệ</w:t>
+            </w:r>
+            <w:r>
+              <w:t xml:space="preserve">u </w:t>
+            </w:r>
+            <w:proofErr w:type="spellStart"/>
+            <w:r>
+              <w:t>ch</w:t>
+            </w:r>
+            <w:r>
+              <w:t>ứ</w:t>
+            </w:r>
+            <w:r>
+              <w:t>ng</w:t>
             </w:r>
             <w:proofErr w:type="spellEnd"/>
             <w:r>
@@ -1733,12 +2258,6 @@
         </w:tc>
       </w:tr>
       <w:tr>
-        <w:tblPrEx>
-          <w:tblCellMar>
-            <w:top w:w="0" w:type="dxa"/>
-            <w:bottom w:w="0" w:type="dxa"/>
-          </w:tblCellMar>
-        </w:tblPrEx>
         <w:tc>
           <w:tcPr>
             <w:tcW w:w="2400" w:type="dxa"/>
@@ -1847,7 +2366,13 @@
             </w:r>
             <w:proofErr w:type="spellStart"/>
             <w:r>
-              <w:t>triệu</w:t>
+              <w:t>tri</w:t>
+            </w:r>
+            <w:r>
+              <w:t>ệ</w:t>
+            </w:r>
+            <w:r>
+              <w:t>u</w:t>
             </w:r>
             <w:proofErr w:type="spellEnd"/>
             <w:r>
@@ -1855,19 +2380,19 @@
             </w:r>
             <w:proofErr w:type="spellStart"/>
             <w:r>
-              <w:t>chứng</w:t>
+              <w:t>ch</w:t>
+            </w:r>
+            <w:r>
+              <w:t>ứ</w:t>
+            </w:r>
+            <w:r>
+              <w:t>ng</w:t>
             </w:r>
             <w:proofErr w:type="spellEnd"/>
           </w:p>
         </w:tc>
       </w:tr>
       <w:tr>
-        <w:tblPrEx>
-          <w:tblCellMar>
-            <w:top w:w="0" w:type="dxa"/>
-            <w:bottom w:w="0" w:type="dxa"/>
-          </w:tblCellMar>
-        </w:tblPrEx>
         <w:tc>
           <w:tcPr>
             <w:tcW w:w="2400" w:type="dxa"/>
@@ -1963,7 +2488,13 @@
           <w:p>
             <w:proofErr w:type="spellStart"/>
             <w:r>
-              <w:t>Chẩn</w:t>
+              <w:t>Ch</w:t>
+            </w:r>
+            <w:r>
+              <w:t>ẩ</w:t>
+            </w:r>
+            <w:r>
+              <w:t>n</w:t>
             </w:r>
             <w:proofErr w:type="spellEnd"/>
             <w:r>
@@ -1994,12 +2525,6 @@
         </w:tc>
       </w:tr>
       <w:tr>
-        <w:tblPrEx>
-          <w:tblCellMar>
-            <w:top w:w="0" w:type="dxa"/>
-            <w:bottom w:w="0" w:type="dxa"/>
-          </w:tblCellMar>
-        </w:tblPrEx>
         <w:tc>
           <w:tcPr>
             <w:tcW w:w="2400" w:type="dxa"/>
@@ -2099,7 +2624,13 @@
           <w:p>
             <w:proofErr w:type="spellStart"/>
             <w:r>
-              <w:t>Tiền</w:t>
+              <w:t>Ti</w:t>
+            </w:r>
+            <w:r>
+              <w:t>ề</w:t>
+            </w:r>
+            <w:r>
+              <w:t>n</w:t>
             </w:r>
             <w:proofErr w:type="spellEnd"/>
             <w:r>
@@ -2107,7 +2638,10 @@
             </w:r>
             <w:proofErr w:type="spellStart"/>
             <w:r>
-              <w:t>sử</w:t>
+              <w:t>s</w:t>
+            </w:r>
+            <w:r>
+              <w:t>ử</w:t>
             </w:r>
             <w:proofErr w:type="spellEnd"/>
             <w:r>
@@ -2115,7 +2649,13 @@
             </w:r>
             <w:proofErr w:type="spellStart"/>
             <w:r>
-              <w:t>bệnh</w:t>
+              <w:t>b</w:t>
+            </w:r>
+            <w:r>
+              <w:t>ệ</w:t>
+            </w:r>
+            <w:r>
+              <w:t>nh</w:t>
             </w:r>
             <w:proofErr w:type="spellEnd"/>
             <w:r>
@@ -2130,12 +2670,6 @@
         </w:tc>
       </w:tr>
       <w:tr>
-        <w:tblPrEx>
-          <w:tblCellMar>
-            <w:top w:w="0" w:type="dxa"/>
-            <w:bottom w:w="0" w:type="dxa"/>
-          </w:tblCellMar>
-        </w:tblPrEx>
         <w:tc>
           <w:tcPr>
             <w:tcW w:w="2400" w:type="dxa"/>
@@ -2243,7 +2777,13 @@
             </w:r>
             <w:proofErr w:type="spellStart"/>
             <w:r>
-              <w:t>tổng</w:t>
+              <w:t>t</w:t>
+            </w:r>
+            <w:r>
+              <w:t>ổ</w:t>
+            </w:r>
+            <w:r>
+              <w:t>ng</w:t>
             </w:r>
             <w:proofErr w:type="spellEnd"/>
             <w:r>
@@ -2251,7 +2791,13 @@
             </w:r>
             <w:proofErr w:type="spellStart"/>
             <w:r>
-              <w:t>hợp</w:t>
+              <w:t>h</w:t>
+            </w:r>
+            <w:r>
+              <w:t>ợ</w:t>
+            </w:r>
+            <w:r>
+              <w:t>p</w:t>
             </w:r>
             <w:proofErr w:type="spellEnd"/>
             <w:r>
@@ -2285,12 +2831,6 @@
         </w:tc>
       </w:tr>
       <w:tr>
-        <w:tblPrEx>
-          <w:tblCellMar>
-            <w:top w:w="0" w:type="dxa"/>
-            <w:bottom w:w="0" w:type="dxa"/>
-          </w:tblCellMar>
-        </w:tblPrEx>
         <w:tc>
           <w:tcPr>
             <w:tcW w:w="2400" w:type="dxa"/>
@@ -2417,12 +2957,6 @@
         </w:tc>
       </w:tr>
       <w:tr>
-        <w:tblPrEx>
-          <w:tblCellMar>
-            <w:top w:w="0" w:type="dxa"/>
-            <w:bottom w:w="0" w:type="dxa"/>
-          </w:tblCellMar>
-        </w:tblPrEx>
         <w:tc>
           <w:tcPr>
             <w:tcW w:w="2400" w:type="dxa"/>
@@ -2519,7 +3053,13 @@
             </w:r>
             <w:proofErr w:type="spellStart"/>
             <w:r>
-              <w:t>mức</w:t>
+              <w:t>m</w:t>
+            </w:r>
+            <w:r>
+              <w:t>ứ</w:t>
+            </w:r>
+            <w:r>
+              <w:t>c</w:t>
             </w:r>
             <w:proofErr w:type="spellEnd"/>
             <w:r>
@@ -2527,7 +3067,10 @@
             </w:r>
             <w:proofErr w:type="spellStart"/>
             <w:r>
-              <w:t>độ</w:t>
+              <w:t>đ</w:t>
+            </w:r>
+            <w:r>
+              <w:t>ộ</w:t>
             </w:r>
             <w:proofErr w:type="spellEnd"/>
             <w:r>
@@ -2543,7 +3086,13 @@
             </w:r>
             <w:proofErr w:type="spellStart"/>
             <w:r>
-              <w:t>trọng</w:t>
+              <w:t>tr</w:t>
+            </w:r>
+            <w:r>
+              <w:t>ọ</w:t>
+            </w:r>
+            <w:r>
+              <w:t>ng</w:t>
             </w:r>
             <w:proofErr w:type="spellEnd"/>
             <w:r>
@@ -2563,7 +3112,13 @@
       </w:r>
       <w:proofErr w:type="spellStart"/>
       <w:r>
-        <w:t>thức</w:t>
+        <w:t>th</w:t>
+      </w:r>
+      <w:r>
+        <w:t>ứ</w:t>
+      </w:r>
+      <w:r>
+        <w:t>c</w:t>
       </w:r>
       <w:proofErr w:type="spellEnd"/>
       <w:r>
@@ -2581,7 +3136,13 @@
       </w:r>
       <w:proofErr w:type="spellStart"/>
       <w:r>
-        <w:t>với</w:t>
+        <w:t>v</w:t>
+      </w:r>
+      <w:r>
+        <w:t>ớ</w:t>
+      </w:r>
+      <w:r>
+        <w:t>i</w:t>
       </w:r>
       <w:proofErr w:type="spellEnd"/>
       <w:r>
@@ -2605,7 +3166,13 @@
       </w:r>
       <w:proofErr w:type="spellStart"/>
       <w:r>
-        <w:t>tất</w:t>
+        <w:t>t</w:t>
+      </w:r>
+      <w:r>
+        <w:t>ấ</w:t>
+      </w:r>
+      <w:r>
+        <w:t>t</w:t>
       </w:r>
       <w:proofErr w:type="spellEnd"/>
       <w:r>
@@ -2613,7 +3180,10 @@
       </w:r>
       <w:proofErr w:type="spellStart"/>
       <w:r>
-        <w:t>cả</w:t>
+        <w:t>c</w:t>
+      </w:r>
+      <w:r>
+        <w:t>ả</w:t>
       </w:r>
       <w:proofErr w:type="spellEnd"/>
       <w:r>
@@ -2629,7 +3199,13 @@
       </w:r>
       <w:proofErr w:type="spellStart"/>
       <w:r>
-        <w:t>trường</w:t>
+        <w:t>trư</w:t>
+      </w:r>
+      <w:r>
+        <w:t>ờ</w:t>
+      </w:r>
+      <w:r>
+        <w:t>ng</w:t>
       </w:r>
       <w:proofErr w:type="spellEnd"/>
       <w:r>
@@ -2666,9 +3242,8 @@
           <w:szCs w:val="22"/>
           <w:u w:val="single" w:color="1F5C8A"/>
         </w:rPr>
-        <w:t>Thiết</w:t>
-      </w:r>
-      <w:proofErr w:type="spellEnd"/>
+        <w:t>Thi</w:t>
+      </w:r>
       <w:r>
         <w:rPr>
           <w:b/>
@@ -2678,9 +3253,8 @@
           <w:szCs w:val="22"/>
           <w:u w:val="single" w:color="1F5C8A"/>
         </w:rPr>
-        <w:t xml:space="preserve"> </w:t>
-      </w:r>
-      <w:proofErr w:type="spellStart"/>
+        <w:t>ế</w:t>
+      </w:r>
       <w:r>
         <w:rPr>
           <w:b/>
@@ -2690,7 +3264,42 @@
           <w:szCs w:val="22"/>
           <w:u w:val="single" w:color="1F5C8A"/>
         </w:rPr>
-        <w:t>Kế</w:t>
+        <w:t>t</w:t>
+      </w:r>
+      <w:proofErr w:type="spellEnd"/>
+      <w:r>
+        <w:rPr>
+          <w:b/>
+          <w:bCs/>
+          <w:color w:val="1F5C8A"/>
+          <w:sz w:val="22"/>
+          <w:szCs w:val="22"/>
+          <w:u w:val="single" w:color="1F5C8A"/>
+        </w:rPr>
+        <w:t xml:space="preserve"> </w:t>
+      </w:r>
+      <w:proofErr w:type="spellStart"/>
+      <w:r>
+        <w:rPr>
+          <w:b/>
+          <w:bCs/>
+          <w:color w:val="1F5C8A"/>
+          <w:sz w:val="22"/>
+          <w:szCs w:val="22"/>
+          <w:u w:val="single" w:color="1F5C8A"/>
+        </w:rPr>
+        <w:t>K</w:t>
+      </w:r>
+      <w:r>
+        <w:rPr>
+          <w:b/>
+          <w:bCs/>
+          <w:color w:val="1F5C8A"/>
+          <w:sz w:val="22"/>
+          <w:szCs w:val="22"/>
+          <w:u w:val="single" w:color="1F5C8A"/>
+        </w:rPr>
+        <w:t>ế</w:t>
       </w:r>
       <w:proofErr w:type="spellEnd"/>
       <w:r>
@@ -2764,15 +3373,31 @@
           <w:bCs/>
           <w:color w:val="2E86C1"/>
         </w:rPr>
-        <w:t>Cấu</w:t>
-      </w:r>
-      <w:proofErr w:type="spellEnd"/>
+        <w:t>C</w:t>
+      </w:r>
       <w:r>
         <w:rPr>
           <w:b/>
           <w:bCs/>
           <w:color w:val="2E86C1"/>
         </w:rPr>
+        <w:t>ấ</w:t>
+      </w:r>
+      <w:r>
+        <w:rPr>
+          <w:b/>
+          <w:bCs/>
+          <w:color w:val="2E86C1"/>
+        </w:rPr>
+        <w:t>u</w:t>
+      </w:r>
+      <w:proofErr w:type="spellEnd"/>
+      <w:r>
+        <w:rPr>
+          <w:b/>
+          <w:bCs/>
+          <w:color w:val="2E86C1"/>
+        </w:rPr>
         <w:t xml:space="preserve"> </w:t>
       </w:r>
       <w:proofErr w:type="spellStart"/>
@@ -2800,15 +3425,23 @@
           <w:bCs/>
           <w:color w:val="2E86C1"/>
         </w:rPr>
-        <w:t>đồ</w:t>
-      </w:r>
-      <w:proofErr w:type="spellEnd"/>
+        <w:t>đ</w:t>
+      </w:r>
       <w:r>
         <w:rPr>
           <w:b/>
           <w:bCs/>
           <w:color w:val="2E86C1"/>
         </w:rPr>
+        <w:t>ồ</w:t>
+      </w:r>
+      <w:proofErr w:type="spellEnd"/>
+      <w:r>
+        <w:rPr>
+          <w:b/>
+          <w:bCs/>
+          <w:color w:val="2E86C1"/>
+        </w:rPr>
         <w:t xml:space="preserve"> </w:t>
       </w:r>
       <w:proofErr w:type="spellStart"/>
@@ -2818,15 +3451,23 @@
           <w:bCs/>
           <w:color w:val="2E86C1"/>
         </w:rPr>
-        <w:t>thị</w:t>
-      </w:r>
-      <w:proofErr w:type="spellEnd"/>
+        <w:t>th</w:t>
+      </w:r>
       <w:r>
         <w:rPr>
           <w:b/>
           <w:bCs/>
           <w:color w:val="2E86C1"/>
         </w:rPr>
+        <w:t>ị</w:t>
+      </w:r>
+      <w:proofErr w:type="spellEnd"/>
+      <w:r>
+        <w:rPr>
+          <w:b/>
+          <w:bCs/>
+          <w:color w:val="2E86C1"/>
+        </w:rPr>
         <w:t xml:space="preserve">: 200 </w:t>
       </w:r>
       <w:proofErr w:type="spellStart"/>
@@ -2854,15 +3495,31 @@
           <w:bCs/>
           <w:color w:val="2E86C1"/>
         </w:rPr>
-        <w:t>cạnh</w:t>
-      </w:r>
-      <w:proofErr w:type="spellEnd"/>
+        <w:t>c</w:t>
+      </w:r>
       <w:r>
         <w:rPr>
           <w:b/>
           <w:bCs/>
           <w:color w:val="2E86C1"/>
         </w:rPr>
+        <w:t>ạ</w:t>
+      </w:r>
+      <w:r>
+        <w:rPr>
+          <w:b/>
+          <w:bCs/>
+          <w:color w:val="2E86C1"/>
+        </w:rPr>
+        <w:t>nh</w:t>
+      </w:r>
+      <w:proofErr w:type="spellEnd"/>
+      <w:r>
+        <w:rPr>
+          <w:b/>
+          <w:bCs/>
+          <w:color w:val="2E86C1"/>
+        </w:rPr>
         <w:t xml:space="preserve"> </w:t>
       </w:r>
       <w:proofErr w:type="spellStart"/>
@@ -2890,15 +3547,31 @@
           <w:bCs/>
           <w:color w:val="2E86C1"/>
         </w:rPr>
-        <w:t>trọng</w:t>
-      </w:r>
-      <w:proofErr w:type="spellEnd"/>
+        <w:t>tr</w:t>
+      </w:r>
       <w:r>
         <w:rPr>
           <w:b/>
           <w:bCs/>
           <w:color w:val="2E86C1"/>
         </w:rPr>
+        <w:t>ọ</w:t>
+      </w:r>
+      <w:r>
+        <w:rPr>
+          <w:b/>
+          <w:bCs/>
+          <w:color w:val="2E86C1"/>
+        </w:rPr>
+        <w:t>ng</w:t>
+      </w:r>
+      <w:proofErr w:type="spellEnd"/>
+      <w:r>
+        <w:rPr>
+          <w:b/>
+          <w:bCs/>
+          <w:color w:val="2E86C1"/>
+        </w:rPr>
         <w:t xml:space="preserve"> </w:t>
       </w:r>
       <w:proofErr w:type="spellStart"/>
@@ -2908,7 +3581,15 @@
           <w:bCs/>
           <w:color w:val="2E86C1"/>
         </w:rPr>
-        <w:t>số</w:t>
+        <w:t>s</w:t>
+      </w:r>
+      <w:r>
+        <w:rPr>
+          <w:b/>
+          <w:bCs/>
+          <w:color w:val="2E86C1"/>
+        </w:rPr>
+        <w:t>ố</w:t>
       </w:r>
       <w:proofErr w:type="spellEnd"/>
     </w:p>
@@ -2936,12 +3617,6 @@
         <w:gridCol w:w="4251"/>
       </w:tblGrid>
       <w:tr>
-        <w:tblPrEx>
-          <w:tblCellMar>
-            <w:top w:w="0" w:type="dxa"/>
-            <w:bottom w:w="0" w:type="dxa"/>
-          </w:tblCellMar>
-        </w:tblPrEx>
         <w:tc>
           <w:tcPr>
             <w:tcW w:w="1700" w:type="dxa"/>
@@ -2969,7 +3644,27 @@
                 <w:sz w:val="18"/>
                 <w:szCs w:val="18"/>
               </w:rPr>
-              <w:t>Loại</w:t>
+              <w:t>Lo</w:t>
+            </w:r>
+            <w:r>
+              <w:rPr>
+                <w:b/>
+                <w:bCs/>
+                <w:color w:val="FFFFFF"/>
+                <w:sz w:val="18"/>
+                <w:szCs w:val="18"/>
+              </w:rPr>
+              <w:t>ạ</w:t>
+            </w:r>
+            <w:r>
+              <w:rPr>
+                <w:b/>
+                <w:bCs/>
+                <w:color w:val="FFFFFF"/>
+                <w:sz w:val="18"/>
+                <w:szCs w:val="18"/>
+              </w:rPr>
+              <w:t>i</w:t>
             </w:r>
             <w:proofErr w:type="spellEnd"/>
             <w:r>
@@ -3023,7 +3718,17 @@
                 <w:sz w:val="18"/>
                 <w:szCs w:val="18"/>
               </w:rPr>
-              <w:t>Số</w:t>
+              <w:t>S</w:t>
+            </w:r>
+            <w:r>
+              <w:rPr>
+                <w:b/>
+                <w:bCs/>
+                <w:color w:val="FFFFFF"/>
+                <w:sz w:val="18"/>
+                <w:szCs w:val="18"/>
+              </w:rPr>
+              <w:t>ố</w:t>
             </w:r>
             <w:proofErr w:type="spellEnd"/>
             <w:r>
@@ -3045,7 +3750,27 @@
                 <w:sz w:val="18"/>
                 <w:szCs w:val="18"/>
               </w:rPr>
-              <w:t>lượng</w:t>
+              <w:t>lư</w:t>
+            </w:r>
+            <w:r>
+              <w:rPr>
+                <w:b/>
+                <w:bCs/>
+                <w:color w:val="FFFFFF"/>
+                <w:sz w:val="18"/>
+                <w:szCs w:val="18"/>
+              </w:rPr>
+              <w:t>ợ</w:t>
+            </w:r>
+            <w:r>
+              <w:rPr>
+                <w:b/>
+                <w:bCs/>
+                <w:color w:val="FFFFFF"/>
+                <w:sz w:val="18"/>
+                <w:szCs w:val="18"/>
+              </w:rPr>
+              <w:t>ng</w:t>
             </w:r>
             <w:proofErr w:type="spellEnd"/>
           </w:p>
@@ -3077,7 +3802,27 @@
                 <w:sz w:val="18"/>
                 <w:szCs w:val="18"/>
               </w:rPr>
-              <w:t>Loại</w:t>
+              <w:t>Lo</w:t>
+            </w:r>
+            <w:r>
+              <w:rPr>
+                <w:b/>
+                <w:bCs/>
+                <w:color w:val="FFFFFF"/>
+                <w:sz w:val="18"/>
+                <w:szCs w:val="18"/>
+              </w:rPr>
+              <w:t>ạ</w:t>
+            </w:r>
+            <w:r>
+              <w:rPr>
+                <w:b/>
+                <w:bCs/>
+                <w:color w:val="FFFFFF"/>
+                <w:sz w:val="18"/>
+                <w:szCs w:val="18"/>
+              </w:rPr>
+              <w:t>i</w:t>
             </w:r>
             <w:proofErr w:type="spellEnd"/>
             <w:r>
@@ -3099,7 +3844,27 @@
                 <w:sz w:val="18"/>
                 <w:szCs w:val="18"/>
               </w:rPr>
-              <w:t>cạnh</w:t>
+              <w:t>c</w:t>
+            </w:r>
+            <w:r>
+              <w:rPr>
+                <w:b/>
+                <w:bCs/>
+                <w:color w:val="FFFFFF"/>
+                <w:sz w:val="18"/>
+                <w:szCs w:val="18"/>
+              </w:rPr>
+              <w:t>ạ</w:t>
+            </w:r>
+            <w:r>
+              <w:rPr>
+                <w:b/>
+                <w:bCs/>
+                <w:color w:val="FFFFFF"/>
+                <w:sz w:val="18"/>
+                <w:szCs w:val="18"/>
+              </w:rPr>
+              <w:t>nh</w:t>
             </w:r>
             <w:proofErr w:type="spellEnd"/>
           </w:p>
@@ -3131,7 +3896,27 @@
                 <w:sz w:val="18"/>
                 <w:szCs w:val="18"/>
               </w:rPr>
-              <w:t>Trọng</w:t>
+              <w:t>Tr</w:t>
+            </w:r>
+            <w:r>
+              <w:rPr>
+                <w:b/>
+                <w:bCs/>
+                <w:color w:val="FFFFFF"/>
+                <w:sz w:val="18"/>
+                <w:szCs w:val="18"/>
+              </w:rPr>
+              <w:t>ọ</w:t>
+            </w:r>
+            <w:r>
+              <w:rPr>
+                <w:b/>
+                <w:bCs/>
+                <w:color w:val="FFFFFF"/>
+                <w:sz w:val="18"/>
+                <w:szCs w:val="18"/>
+              </w:rPr>
+              <w:t>ng</w:t>
             </w:r>
             <w:proofErr w:type="spellEnd"/>
             <w:r>
@@ -3153,7 +3938,17 @@
                 <w:sz w:val="18"/>
                 <w:szCs w:val="18"/>
               </w:rPr>
-              <w:t>số</w:t>
+              <w:t>s</w:t>
+            </w:r>
+            <w:r>
+              <w:rPr>
+                <w:b/>
+                <w:bCs/>
+                <w:color w:val="FFFFFF"/>
+                <w:sz w:val="18"/>
+                <w:szCs w:val="18"/>
+              </w:rPr>
+              <w:t>ố</w:t>
             </w:r>
             <w:proofErr w:type="spellEnd"/>
             <w:r>
@@ -3175,19 +3970,33 @@
                 <w:sz w:val="18"/>
                 <w:szCs w:val="18"/>
               </w:rPr>
-              <w:t>cạnh</w:t>
+              <w:t>c</w:t>
+            </w:r>
+            <w:r>
+              <w:rPr>
+                <w:b/>
+                <w:bCs/>
+                <w:color w:val="FFFFFF"/>
+                <w:sz w:val="18"/>
+                <w:szCs w:val="18"/>
+              </w:rPr>
+              <w:t>ạ</w:t>
+            </w:r>
+            <w:r>
+              <w:rPr>
+                <w:b/>
+                <w:bCs/>
+                <w:color w:val="FFFFFF"/>
+                <w:sz w:val="18"/>
+                <w:szCs w:val="18"/>
+              </w:rPr>
+              <w:t>nh</w:t>
             </w:r>
             <w:proofErr w:type="spellEnd"/>
           </w:p>
         </w:tc>
       </w:tr>
       <w:tr>
-        <w:tblPrEx>
-          <w:tblCellMar>
-            <w:top w:w="0" w:type="dxa"/>
-            <w:bottom w:w="0" w:type="dxa"/>
-          </w:tblCellMar>
-        </w:tblPrEx>
         <w:tc>
           <w:tcPr>
             <w:tcW w:w="1700" w:type="dxa"/>
@@ -3308,12 +4117,6 @@
         </w:tc>
       </w:tr>
       <w:tr>
-        <w:tblPrEx>
-          <w:tblCellMar>
-            <w:top w:w="0" w:type="dxa"/>
-            <w:bottom w:w="0" w:type="dxa"/>
-          </w:tblCellMar>
-        </w:tblPrEx>
         <w:tc>
           <w:tcPr>
             <w:tcW w:w="1700" w:type="dxa"/>
@@ -3430,12 +4233,6 @@
         </w:tc>
       </w:tr>
       <w:tr>
-        <w:tblPrEx>
-          <w:tblCellMar>
-            <w:top w:w="0" w:type="dxa"/>
-            <w:bottom w:w="0" w:type="dxa"/>
-          </w:tblCellMar>
-        </w:tblPrEx>
         <w:tc>
           <w:tcPr>
             <w:tcW w:w="1700" w:type="dxa"/>
@@ -3544,12 +4341,6 @@
         </w:tc>
       </w:tr>
       <w:tr>
-        <w:tblPrEx>
-          <w:tblCellMar>
-            <w:top w:w="0" w:type="dxa"/>
-            <w:bottom w:w="0" w:type="dxa"/>
-          </w:tblCellMar>
-        </w:tblPrEx>
         <w:tc>
           <w:tcPr>
             <w:tcW w:w="1700" w:type="dxa"/>
@@ -3677,7 +4468,23 @@
           <w:bCs/>
           <w:color w:val="2E86C1"/>
         </w:rPr>
-        <w:t>bước</w:t>
+        <w:t>bư</w:t>
+      </w:r>
+      <w:r>
+        <w:rPr>
+          <w:b/>
+          <w:bCs/>
+          <w:color w:val="2E86C1"/>
+        </w:rPr>
+        <w:t>ớ</w:t>
+      </w:r>
+      <w:r>
+        <w:rPr>
+          <w:b/>
+          <w:bCs/>
+          <w:color w:val="2E86C1"/>
+        </w:rPr>
+        <w:t>c</w:t>
       </w:r>
       <w:proofErr w:type="spellEnd"/>
       <w:r>
@@ -3704,7 +4511,21 @@
           <w:b/>
           <w:bCs/>
         </w:rPr>
-        <w:t>Bước</w:t>
+        <w:t>Bư</w:t>
+      </w:r>
+      <w:r>
+        <w:rPr>
+          <w:b/>
+          <w:bCs/>
+        </w:rPr>
+        <w:t>ớ</w:t>
+      </w:r>
+      <w:r>
+        <w:rPr>
+          <w:b/>
+          <w:bCs/>
+        </w:rPr>
+        <w:t>c</w:t>
       </w:r>
       <w:proofErr w:type="spellEnd"/>
       <w:r>
@@ -3719,7 +4540,13 @@
       </w:r>
       <w:proofErr w:type="spellStart"/>
       <w:r>
-        <w:t>giảm</w:t>
+        <w:t>gi</w:t>
+      </w:r>
+      <w:r>
+        <w:t>ả</w:t>
+      </w:r>
+      <w:r>
+        <w:t>m</w:t>
       </w:r>
       <w:proofErr w:type="spellEnd"/>
       <w:r>
@@ -3727,7 +4554,10 @@
       </w:r>
       <w:proofErr w:type="spellStart"/>
       <w:r>
-        <w:t>đồ</w:t>
+        <w:t>đ</w:t>
+      </w:r>
+      <w:r>
+        <w:t>ồ</w:t>
       </w:r>
       <w:proofErr w:type="spellEnd"/>
       <w:r>
@@ -3735,7 +4565,10 @@
       </w:r>
       <w:proofErr w:type="spellStart"/>
       <w:r>
-        <w:t>thị</w:t>
+        <w:t>th</w:t>
+      </w:r>
+      <w:r>
+        <w:t>ị</w:t>
       </w:r>
       <w:proofErr w:type="spellEnd"/>
       <w:r>
@@ -3751,7 +4584,13 @@
       </w:r>
       <w:proofErr w:type="spellStart"/>
       <w:r>
-        <w:t>đến</w:t>
+        <w:t>đ</w:t>
+      </w:r>
+      <w:r>
+        <w:t>ế</w:t>
+      </w:r>
+      <w:r>
+        <w:t>n</w:t>
       </w:r>
       <w:proofErr w:type="spellEnd"/>
       <w:r>
@@ -3781,7 +4620,21 @@
           <w:b/>
           <w:bCs/>
         </w:rPr>
-        <w:t>Bước</w:t>
+        <w:t>Bư</w:t>
+      </w:r>
+      <w:r>
+        <w:rPr>
+          <w:b/>
+          <w:bCs/>
+        </w:rPr>
+        <w:t>ớ</w:t>
+      </w:r>
+      <w:r>
+        <w:rPr>
+          <w:b/>
+          <w:bCs/>
+        </w:rPr>
+        <w:t>c</w:t>
       </w:r>
       <w:proofErr w:type="spellEnd"/>
       <w:r>
@@ -3828,7 +4681,13 @@
       </w:r>
       <w:proofErr w:type="spellStart"/>
       <w:r>
-        <w:t>đầu</w:t>
+        <w:t>đ</w:t>
+      </w:r>
+      <w:r>
+        <w:t>ầ</w:t>
+      </w:r>
+      <w:r>
+        <w:t>u</w:t>
       </w:r>
       <w:proofErr w:type="spellEnd"/>
       <w:r>
@@ -3850,7 +4709,21 @@
           <w:b/>
           <w:bCs/>
         </w:rPr>
-        <w:t>Bước</w:t>
+        <w:t>Bư</w:t>
+      </w:r>
+      <w:r>
+        <w:rPr>
+          <w:b/>
+          <w:bCs/>
+        </w:rPr>
+        <w:t>ớ</w:t>
+      </w:r>
+      <w:r>
+        <w:rPr>
+          <w:b/>
+          <w:bCs/>
+        </w:rPr>
+        <w:t>c</w:t>
       </w:r>
       <w:proofErr w:type="spellEnd"/>
       <w:r>
@@ -3878,7 +4751,10 @@
       </w:r>
       <w:proofErr w:type="spellStart"/>
       <w:r>
-        <w:t>Mở</w:t>
+        <w:t>M</w:t>
+      </w:r>
+      <w:r>
+        <w:t>ở</w:t>
       </w:r>
       <w:proofErr w:type="spellEnd"/>
       <w:r>
@@ -3886,7 +4762,13 @@
       </w:r>
       <w:proofErr w:type="spellStart"/>
       <w:r>
-        <w:t>rộng</w:t>
+        <w:t>r</w:t>
+      </w:r>
+      <w:r>
+        <w:t>ộ</w:t>
+      </w:r>
+      <w:r>
+        <w:t>ng</w:t>
       </w:r>
       <w:proofErr w:type="spellEnd"/>
       <w:r>
@@ -3894,7 +4776,13 @@
       </w:r>
       <w:proofErr w:type="spellStart"/>
       <w:r>
-        <w:t>ngược</w:t>
+        <w:t>ngư</w:t>
+      </w:r>
+      <w:r>
+        <w:t>ợ</w:t>
+      </w:r>
+      <w:r>
+        <w:t>c</w:t>
       </w:r>
       <w:proofErr w:type="spellEnd"/>
       <w:r>
@@ -3910,7 +4798,13 @@
       </w:r>
       <w:proofErr w:type="spellStart"/>
       <w:r>
-        <w:t>chỉnh</w:t>
+        <w:t>ch</w:t>
+      </w:r>
+      <w:r>
+        <w:t>ỉ</w:t>
+      </w:r>
+      <w:r>
+        <w:t>nh</w:t>
       </w:r>
       <w:proofErr w:type="spellEnd"/>
       <w:r>
@@ -3918,7 +4812,13 @@
       </w:r>
       <w:proofErr w:type="spellStart"/>
       <w:r>
-        <w:t>tối</w:t>
+        <w:t>t</w:t>
+      </w:r>
+      <w:r>
+        <w:t>ố</w:t>
+      </w:r>
+      <w:r>
+        <w:t>i</w:t>
       </w:r>
       <w:proofErr w:type="spellEnd"/>
       <w:r>
@@ -3926,7 +4826,13 @@
       </w:r>
       <w:proofErr w:type="spellStart"/>
       <w:r>
-        <w:t>thiểu</w:t>
+        <w:t>thi</w:t>
+      </w:r>
+      <w:r>
+        <w:t>ể</w:t>
+      </w:r>
+      <w:r>
+        <w:t>u</w:t>
       </w:r>
       <w:proofErr w:type="spellEnd"/>
       <w:r>
@@ -3948,7 +4854,10 @@
       </w:pPr>
       <w:proofErr w:type="spellStart"/>
       <w:r>
-        <w:t>Chỉ</w:t>
+        <w:t>Ch</w:t>
+      </w:r>
+      <w:r>
+        <w:t>ỉ</w:t>
       </w:r>
       <w:proofErr w:type="spellEnd"/>
       <w:r>
@@ -3956,7 +4865,10 @@
       </w:r>
       <w:proofErr w:type="spellStart"/>
       <w:r>
-        <w:t>số</w:t>
+        <w:t>s</w:t>
+      </w:r>
+      <w:r>
+        <w:t>ố</w:t>
       </w:r>
       <w:proofErr w:type="spellEnd"/>
       <w:r>
@@ -3964,7 +4876,13 @@
       </w:r>
       <w:proofErr w:type="spellStart"/>
       <w:r>
-        <w:t>mục</w:t>
+        <w:t>m</w:t>
+      </w:r>
+      <w:r>
+        <w:t>ụ</w:t>
+      </w:r>
+      <w:r>
+        <w:t>c</w:t>
       </w:r>
       <w:proofErr w:type="spellEnd"/>
       <w:r>
@@ -4000,7 +4918,13 @@
       </w:r>
       <w:proofErr w:type="gramEnd"/>
       <w:r>
-        <w:t xml:space="preserve">  Balance Factor = max(|Pᵢ|)/avg(|Pⱼ|) ≤ </w:t>
+        <w:t xml:space="preserve">  Balance Factor = max(|P</w:t>
+      </w:r>
+      <w:r>
+        <w:t>ᵢ</w:t>
+      </w:r>
+      <w:r>
+        <w:t xml:space="preserve">|)/avg(|Pⱼ|) ≤ </w:t>
       </w:r>
       <w:proofErr w:type="gramStart"/>
       <w:r>
@@ -4041,9 +4965,8 @@
           <w:szCs w:val="22"/>
           <w:u w:val="single" w:color="1F5C8A"/>
         </w:rPr>
-        <w:t>Thiết</w:t>
-      </w:r>
-      <w:proofErr w:type="spellEnd"/>
+        <w:t>Thi</w:t>
+      </w:r>
       <w:r>
         <w:rPr>
           <w:b/>
@@ -4053,9 +4976,8 @@
           <w:szCs w:val="22"/>
           <w:u w:val="single" w:color="1F5C8A"/>
         </w:rPr>
-        <w:t xml:space="preserve"> </w:t>
-      </w:r>
-      <w:proofErr w:type="spellStart"/>
+        <w:t>ế</w:t>
+      </w:r>
       <w:r>
         <w:rPr>
           <w:b/>
@@ -4065,7 +4987,7 @@
           <w:szCs w:val="22"/>
           <w:u w:val="single" w:color="1F5C8A"/>
         </w:rPr>
-        <w:t>Kế</w:t>
+        <w:t>t</w:t>
       </w:r>
       <w:proofErr w:type="spellEnd"/>
       <w:r>
@@ -4077,7 +4999,7 @@
           <w:szCs w:val="22"/>
           <w:u w:val="single" w:color="1F5C8A"/>
         </w:rPr>
-        <w:t xml:space="preserve"> Hybrid Engine (Combined Scoring + 3 </w:t>
+        <w:t xml:space="preserve"> </w:t>
       </w:r>
       <w:proofErr w:type="spellStart"/>
       <w:r>
@@ -4089,9 +5011,8 @@
           <w:szCs w:val="22"/>
           <w:u w:val="single" w:color="1F5C8A"/>
         </w:rPr>
-        <w:t>Chiến</w:t>
-      </w:r>
-      <w:proofErr w:type="spellEnd"/>
+        <w:t>K</w:t>
+      </w:r>
       <w:r>
         <w:rPr>
           <w:b/>
@@ -4101,9 +5022,9 @@
           <w:szCs w:val="22"/>
           <w:u w:val="single" w:color="1F5C8A"/>
         </w:rPr>
-        <w:t xml:space="preserve"> </w:t>
-      </w:r>
-      <w:proofErr w:type="spellStart"/>
+        <w:t>ế</w:t>
+      </w:r>
+      <w:proofErr w:type="spellEnd"/>
       <w:r>
         <w:rPr>
           <w:b/>
@@ -4113,7 +5034,87 @@
           <w:szCs w:val="22"/>
           <w:u w:val="single" w:color="1F5C8A"/>
         </w:rPr>
-        <w:t>Lược</w:t>
+        <w:t xml:space="preserve"> Hybrid Engine (Combined Scoring + 3 </w:t>
+      </w:r>
+      <w:proofErr w:type="spellStart"/>
+      <w:r>
+        <w:rPr>
+          <w:b/>
+          <w:bCs/>
+          <w:color w:val="1F5C8A"/>
+          <w:sz w:val="22"/>
+          <w:szCs w:val="22"/>
+          <w:u w:val="single" w:color="1F5C8A"/>
+        </w:rPr>
+        <w:t>Chi</w:t>
+      </w:r>
+      <w:r>
+        <w:rPr>
+          <w:b/>
+          <w:bCs/>
+          <w:color w:val="1F5C8A"/>
+          <w:sz w:val="22"/>
+          <w:szCs w:val="22"/>
+          <w:u w:val="single" w:color="1F5C8A"/>
+        </w:rPr>
+        <w:t>ế</w:t>
+      </w:r>
+      <w:r>
+        <w:rPr>
+          <w:b/>
+          <w:bCs/>
+          <w:color w:val="1F5C8A"/>
+          <w:sz w:val="22"/>
+          <w:szCs w:val="22"/>
+          <w:u w:val="single" w:color="1F5C8A"/>
+        </w:rPr>
+        <w:t>n</w:t>
+      </w:r>
+      <w:proofErr w:type="spellEnd"/>
+      <w:r>
+        <w:rPr>
+          <w:b/>
+          <w:bCs/>
+          <w:color w:val="1F5C8A"/>
+          <w:sz w:val="22"/>
+          <w:szCs w:val="22"/>
+          <w:u w:val="single" w:color="1F5C8A"/>
+        </w:rPr>
+        <w:t xml:space="preserve"> </w:t>
+      </w:r>
+      <w:proofErr w:type="spellStart"/>
+      <w:r>
+        <w:rPr>
+          <w:b/>
+          <w:bCs/>
+          <w:color w:val="1F5C8A"/>
+          <w:sz w:val="22"/>
+          <w:szCs w:val="22"/>
+          <w:u w:val="single" w:color="1F5C8A"/>
+        </w:rPr>
+        <w:t>Lư</w:t>
+      </w:r>
+      <w:r>
+        <w:rPr>
+          <w:b/>
+          <w:bCs/>
+          <w:color w:val="1F5C8A"/>
+          <w:sz w:val="22"/>
+          <w:szCs w:val="22"/>
+          <w:u w:val="single" w:color="1F5C8A"/>
+        </w:rPr>
+        <w:t>ợ</w:t>
+      </w:r>
+      <w:r>
+        <w:rPr>
+          <w:b/>
+          <w:bCs/>
+          <w:color w:val="1F5C8A"/>
+          <w:sz w:val="22"/>
+          <w:szCs w:val="22"/>
+          <w:u w:val="single" w:color="1F5C8A"/>
+        </w:rPr>
+        <w:t>c</w:t>
       </w:r>
       <w:proofErr w:type="spellEnd"/>
       <w:r>
@@ -4147,15 +5148,31 @@
           <w:bCs/>
           <w:color w:val="2E86C1"/>
         </w:rPr>
-        <w:t>thức</w:t>
-      </w:r>
-      <w:proofErr w:type="spellEnd"/>
+        <w:t>th</w:t>
+      </w:r>
       <w:r>
         <w:rPr>
           <w:b/>
           <w:bCs/>
           <w:color w:val="2E86C1"/>
         </w:rPr>
+        <w:t>ứ</w:t>
+      </w:r>
+      <w:r>
+        <w:rPr>
+          <w:b/>
+          <w:bCs/>
+          <w:color w:val="2E86C1"/>
+        </w:rPr>
+        <w:t>c</w:t>
+      </w:r>
+      <w:proofErr w:type="spellEnd"/>
+      <w:r>
+        <w:rPr>
+          <w:b/>
+          <w:bCs/>
+          <w:color w:val="2E86C1"/>
+        </w:rPr>
         <w:t xml:space="preserve"> </w:t>
       </w:r>
       <w:proofErr w:type="spellStart"/>
@@ -4165,15 +5182,31 @@
           <w:bCs/>
           <w:color w:val="2E86C1"/>
         </w:rPr>
-        <w:t>điểm</w:t>
-      </w:r>
-      <w:proofErr w:type="spellEnd"/>
+        <w:t>đi</w:t>
+      </w:r>
       <w:r>
         <w:rPr>
           <w:b/>
           <w:bCs/>
           <w:color w:val="2E86C1"/>
         </w:rPr>
+        <w:t>ể</w:t>
+      </w:r>
+      <w:r>
+        <w:rPr>
+          <w:b/>
+          <w:bCs/>
+          <w:color w:val="2E86C1"/>
+        </w:rPr>
+        <w:t>m</w:t>
+      </w:r>
+      <w:proofErr w:type="spellEnd"/>
+      <w:r>
+        <w:rPr>
+          <w:b/>
+          <w:bCs/>
+          <w:color w:val="2E86C1"/>
+        </w:rPr>
         <w:t xml:space="preserve"> </w:t>
       </w:r>
       <w:proofErr w:type="spellStart"/>
@@ -4183,15 +5216,31 @@
           <w:bCs/>
           <w:color w:val="2E86C1"/>
         </w:rPr>
-        <w:t>kết</w:t>
-      </w:r>
-      <w:proofErr w:type="spellEnd"/>
+        <w:t>k</w:t>
+      </w:r>
       <w:r>
         <w:rPr>
           <w:b/>
           <w:bCs/>
           <w:color w:val="2E86C1"/>
         </w:rPr>
+        <w:t>ế</w:t>
+      </w:r>
+      <w:r>
+        <w:rPr>
+          <w:b/>
+          <w:bCs/>
+          <w:color w:val="2E86C1"/>
+        </w:rPr>
+        <w:t>t</w:t>
+      </w:r>
+      <w:proofErr w:type="spellEnd"/>
+      <w:r>
+        <w:rPr>
+          <w:b/>
+          <w:bCs/>
+          <w:color w:val="2E86C1"/>
+        </w:rPr>
         <w:t xml:space="preserve"> </w:t>
       </w:r>
       <w:proofErr w:type="spellStart"/>
@@ -4201,7 +5250,23 @@
           <w:bCs/>
           <w:color w:val="2E86C1"/>
         </w:rPr>
-        <w:t>hợp</w:t>
+        <w:t>h</w:t>
+      </w:r>
+      <w:r>
+        <w:rPr>
+          <w:b/>
+          <w:bCs/>
+          <w:color w:val="2E86C1"/>
+        </w:rPr>
+        <w:t>ợ</w:t>
+      </w:r>
+      <w:r>
+        <w:rPr>
+          <w:b/>
+          <w:bCs/>
+          <w:color w:val="2E86C1"/>
+        </w:rPr>
+        <w:t>p</w:t>
       </w:r>
       <w:proofErr w:type="spellEnd"/>
       <w:r>
@@ -4319,7 +5384,10 @@
       </w:r>
       <w:proofErr w:type="spellStart"/>
       <w:r>
-        <w:t>đồ</w:t>
+        <w:t>đ</w:t>
+      </w:r>
+      <w:r>
+        <w:t>ồ</w:t>
       </w:r>
       <w:proofErr w:type="spellEnd"/>
       <w:r>
@@ -4327,7 +5395,10 @@
       </w:r>
       <w:proofErr w:type="spellStart"/>
       <w:r>
-        <w:t>thị</w:t>
+        <w:t>th</w:t>
+      </w:r>
+      <w:r>
+        <w:t>ị</w:t>
       </w:r>
       <w:proofErr w:type="spellEnd"/>
       <w:r>
@@ -4372,15 +5443,31 @@
           <w:bCs/>
           <w:color w:val="2E86C1"/>
         </w:rPr>
-        <w:t>chiến</w:t>
-      </w:r>
-      <w:proofErr w:type="spellEnd"/>
+        <w:t>chi</w:t>
+      </w:r>
       <w:r>
         <w:rPr>
           <w:b/>
           <w:bCs/>
           <w:color w:val="2E86C1"/>
         </w:rPr>
+        <w:t>ế</w:t>
+      </w:r>
+      <w:r>
+        <w:rPr>
+          <w:b/>
+          <w:bCs/>
+          <w:color w:val="2E86C1"/>
+        </w:rPr>
+        <w:t>n</w:t>
+      </w:r>
+      <w:proofErr w:type="spellEnd"/>
+      <w:r>
+        <w:rPr>
+          <w:b/>
+          <w:bCs/>
+          <w:color w:val="2E86C1"/>
+        </w:rPr>
         <w:t xml:space="preserve"> </w:t>
       </w:r>
       <w:proofErr w:type="spellStart"/>
@@ -4390,7 +5477,23 @@
           <w:bCs/>
           <w:color w:val="2E86C1"/>
         </w:rPr>
-        <w:t>lược</w:t>
+        <w:t>lư</w:t>
+      </w:r>
+      <w:r>
+        <w:rPr>
+          <w:b/>
+          <w:bCs/>
+          <w:color w:val="2E86C1"/>
+        </w:rPr>
+        <w:t>ợ</w:t>
+      </w:r>
+      <w:r>
+        <w:rPr>
+          <w:b/>
+          <w:bCs/>
+          <w:color w:val="2E86C1"/>
+        </w:rPr>
+        <w:t>c</w:t>
       </w:r>
       <w:proofErr w:type="spellEnd"/>
       <w:r>
@@ -4426,12 +5529,6 @@
         <w:gridCol w:w="3160"/>
       </w:tblGrid>
       <w:tr>
-        <w:tblPrEx>
-          <w:tblCellMar>
-            <w:top w:w="0" w:type="dxa"/>
-            <w:bottom w:w="0" w:type="dxa"/>
-          </w:tblCellMar>
-        </w:tblPrEx>
         <w:tc>
           <w:tcPr>
             <w:tcW w:w="2300" w:type="dxa"/>
@@ -4459,7 +5556,27 @@
                 <w:sz w:val="18"/>
                 <w:szCs w:val="18"/>
               </w:rPr>
-              <w:t>Chiến</w:t>
+              <w:t>Chi</w:t>
+            </w:r>
+            <w:r>
+              <w:rPr>
+                <w:b/>
+                <w:bCs/>
+                <w:color w:val="FFFFFF"/>
+                <w:sz w:val="18"/>
+                <w:szCs w:val="18"/>
+              </w:rPr>
+              <w:t>ế</w:t>
+            </w:r>
+            <w:r>
+              <w:rPr>
+                <w:b/>
+                <w:bCs/>
+                <w:color w:val="FFFFFF"/>
+                <w:sz w:val="18"/>
+                <w:szCs w:val="18"/>
+              </w:rPr>
+              <w:t>n</w:t>
             </w:r>
             <w:proofErr w:type="spellEnd"/>
             <w:r>
@@ -4481,7 +5598,27 @@
                 <w:sz w:val="18"/>
                 <w:szCs w:val="18"/>
               </w:rPr>
-              <w:t>lược</w:t>
+              <w:t>lư</w:t>
+            </w:r>
+            <w:r>
+              <w:rPr>
+                <w:b/>
+                <w:bCs/>
+                <w:color w:val="FFFFFF"/>
+                <w:sz w:val="18"/>
+                <w:szCs w:val="18"/>
+              </w:rPr>
+              <w:t>ợ</w:t>
+            </w:r>
+            <w:r>
+              <w:rPr>
+                <w:b/>
+                <w:bCs/>
+                <w:color w:val="FFFFFF"/>
+                <w:sz w:val="18"/>
+                <w:szCs w:val="18"/>
+              </w:rPr>
+              <w:t>c</w:t>
             </w:r>
             <w:proofErr w:type="spellEnd"/>
           </w:p>
@@ -4513,7 +5650,27 @@
                 <w:sz w:val="18"/>
                 <w:szCs w:val="18"/>
               </w:rPr>
-              <w:t>Phức</w:t>
+              <w:t>Ph</w:t>
+            </w:r>
+            <w:r>
+              <w:rPr>
+                <w:b/>
+                <w:bCs/>
+                <w:color w:val="FFFFFF"/>
+                <w:sz w:val="18"/>
+                <w:szCs w:val="18"/>
+              </w:rPr>
+              <w:t>ứ</w:t>
+            </w:r>
+            <w:r>
+              <w:rPr>
+                <w:b/>
+                <w:bCs/>
+                <w:color w:val="FFFFFF"/>
+                <w:sz w:val="18"/>
+                <w:szCs w:val="18"/>
+              </w:rPr>
+              <w:t>c</w:t>
             </w:r>
             <w:proofErr w:type="spellEnd"/>
             <w:r>
@@ -4535,7 +5692,27 @@
                 <w:sz w:val="18"/>
                 <w:szCs w:val="18"/>
               </w:rPr>
-              <w:t>tạp</w:t>
+              <w:t>t</w:t>
+            </w:r>
+            <w:r>
+              <w:rPr>
+                <w:b/>
+                <w:bCs/>
+                <w:color w:val="FFFFFF"/>
+                <w:sz w:val="18"/>
+                <w:szCs w:val="18"/>
+              </w:rPr>
+              <w:t>ạ</w:t>
+            </w:r>
+            <w:r>
+              <w:rPr>
+                <w:b/>
+                <w:bCs/>
+                <w:color w:val="FFFFFF"/>
+                <w:sz w:val="18"/>
+                <w:szCs w:val="18"/>
+              </w:rPr>
+              <w:t>p</w:t>
             </w:r>
             <w:proofErr w:type="spellEnd"/>
           </w:p>
@@ -4567,7 +5744,27 @@
                 <w:sz w:val="18"/>
                 <w:szCs w:val="18"/>
               </w:rPr>
-              <w:t>Tổng</w:t>
+              <w:t>T</w:t>
+            </w:r>
+            <w:r>
+              <w:rPr>
+                <w:b/>
+                <w:bCs/>
+                <w:color w:val="FFFFFF"/>
+                <w:sz w:val="18"/>
+                <w:szCs w:val="18"/>
+              </w:rPr>
+              <w:t>ổ</w:t>
+            </w:r>
+            <w:r>
+              <w:rPr>
+                <w:b/>
+                <w:bCs/>
+                <w:color w:val="FFFFFF"/>
+                <w:sz w:val="18"/>
+                <w:szCs w:val="18"/>
+              </w:rPr>
+              <w:t>ng</w:t>
             </w:r>
             <w:proofErr w:type="spellEnd"/>
             <w:r>
@@ -4650,12 +5847,6 @@
         </w:tc>
       </w:tr>
       <w:tr>
-        <w:tblPrEx>
-          <w:tblCellMar>
-            <w:top w:w="0" w:type="dxa"/>
-            <w:bottom w:w="0" w:type="dxa"/>
-          </w:tblCellMar>
-        </w:tblPrEx>
         <w:tc>
           <w:tcPr>
             <w:tcW w:w="2300" w:type="dxa"/>
@@ -4757,7 +5948,21 @@
                 <w:sz w:val="18"/>
                 <w:szCs w:val="18"/>
               </w:rPr>
-              <w:t>thấp</w:t>
+              <w:t>th</w:t>
+            </w:r>
+            <w:r>
+              <w:rPr>
+                <w:sz w:val="18"/>
+                <w:szCs w:val="18"/>
+              </w:rPr>
+              <w:t>ấ</w:t>
+            </w:r>
+            <w:r>
+              <w:rPr>
+                <w:sz w:val="18"/>
+                <w:szCs w:val="18"/>
+              </w:rPr>
+              <w:t>p</w:t>
             </w:r>
             <w:proofErr w:type="spellEnd"/>
           </w:p>
@@ -4793,7 +5998,14 @@
                 <w:sz w:val="18"/>
                 <w:szCs w:val="18"/>
               </w:rPr>
-              <w:t>nhỏ</w:t>
+              <w:t>nh</w:t>
+            </w:r>
+            <w:r>
+              <w:rPr>
+                <w:sz w:val="18"/>
+                <w:szCs w:val="18"/>
+              </w:rPr>
+              <w:t>ỏ</w:t>
             </w:r>
             <w:proofErr w:type="spellEnd"/>
             <w:r>
@@ -4825,19 +6037,20 @@
                 <w:sz w:val="18"/>
                 <w:szCs w:val="18"/>
               </w:rPr>
-              <w:t>hồ</w:t>
+              <w:t>h</w:t>
+            </w:r>
+            <w:r>
+              <w:rPr>
+                <w:sz w:val="18"/>
+                <w:szCs w:val="18"/>
+              </w:rPr>
+              <w:t>ồ</w:t>
             </w:r>
             <w:proofErr w:type="spellEnd"/>
           </w:p>
         </w:tc>
       </w:tr>
       <w:tr>
-        <w:tblPrEx>
-          <w:tblCellMar>
-            <w:top w:w="0" w:type="dxa"/>
-            <w:bottom w:w="0" w:type="dxa"/>
-          </w:tblCellMar>
-        </w:tblPrEx>
         <w:tc>
           <w:tcPr>
             <w:tcW w:w="2300" w:type="dxa"/>
@@ -4993,7 +6206,21 @@
                 <w:sz w:val="18"/>
                 <w:szCs w:val="18"/>
               </w:rPr>
-              <w:t>vừa</w:t>
+              <w:t>v</w:t>
+            </w:r>
+            <w:r>
+              <w:rPr>
+                <w:sz w:val="18"/>
+                <w:szCs w:val="18"/>
+              </w:rPr>
+              <w:t>ừ</w:t>
+            </w:r>
+            <w:r>
+              <w:rPr>
+                <w:sz w:val="18"/>
+                <w:szCs w:val="18"/>
+              </w:rPr>
+              <w:t>a</w:t>
             </w:r>
             <w:proofErr w:type="spellEnd"/>
             <w:r>
@@ -5009,19 +6236,27 @@
                 <w:sz w:val="18"/>
                 <w:szCs w:val="18"/>
               </w:rPr>
-              <w:t>lớn</w:t>
+              <w:t>l</w:t>
+            </w:r>
+            <w:r>
+              <w:rPr>
+                <w:sz w:val="18"/>
+                <w:szCs w:val="18"/>
+              </w:rPr>
+              <w:t>ớ</w:t>
+            </w:r>
+            <w:r>
+              <w:rPr>
+                <w:sz w:val="18"/>
+                <w:szCs w:val="18"/>
+              </w:rPr>
+              <w:t>n</w:t>
             </w:r>
             <w:proofErr w:type="spellEnd"/>
           </w:p>
         </w:tc>
       </w:tr>
       <w:tr>
-        <w:tblPrEx>
-          <w:tblCellMar>
-            <w:top w:w="0" w:type="dxa"/>
-            <w:bottom w:w="0" w:type="dxa"/>
-          </w:tblCellMar>
-        </w:tblPrEx>
         <w:tc>
           <w:tcPr>
             <w:tcW w:w="2300" w:type="dxa"/>
@@ -5053,7 +6288,21 @@
                 <w:sz w:val="18"/>
                 <w:szCs w:val="18"/>
               </w:rPr>
-              <w:t>tối</w:t>
+              <w:t>t</w:t>
+            </w:r>
+            <w:r>
+              <w:rPr>
+                <w:sz w:val="18"/>
+                <w:szCs w:val="18"/>
+              </w:rPr>
+              <w:t>ố</w:t>
+            </w:r>
+            <w:r>
+              <w:rPr>
+                <w:sz w:val="18"/>
+                <w:szCs w:val="18"/>
+              </w:rPr>
+              <w:t>i</w:t>
             </w:r>
             <w:proofErr w:type="spellEnd"/>
             <w:r>
@@ -5164,7 +6413,21 @@
                 <w:sz w:val="18"/>
                 <w:szCs w:val="18"/>
               </w:rPr>
-              <w:t>thấp</w:t>
+              <w:t>th</w:t>
+            </w:r>
+            <w:r>
+              <w:rPr>
+                <w:sz w:val="18"/>
+                <w:szCs w:val="18"/>
+              </w:rPr>
+              <w:t>ấ</w:t>
+            </w:r>
+            <w:r>
+              <w:rPr>
+                <w:sz w:val="18"/>
+                <w:szCs w:val="18"/>
+              </w:rPr>
+              <w:t>p</w:t>
             </w:r>
             <w:proofErr w:type="spellEnd"/>
           </w:p>
@@ -5216,7 +6479,21 @@
                 <w:sz w:val="18"/>
                 <w:szCs w:val="18"/>
               </w:rPr>
-              <w:t>đều</w:t>
+              <w:t>đ</w:t>
+            </w:r>
+            <w:r>
+              <w:rPr>
+                <w:sz w:val="18"/>
+                <w:szCs w:val="18"/>
+              </w:rPr>
+              <w:t>ề</w:t>
+            </w:r>
+            <w:r>
+              <w:rPr>
+                <w:sz w:val="18"/>
+                <w:szCs w:val="18"/>
+              </w:rPr>
+              <w:t>u</w:t>
             </w:r>
             <w:proofErr w:type="spellEnd"/>
             <w:r>
@@ -5232,7 +6509,21 @@
                 <w:sz w:val="18"/>
                 <w:szCs w:val="18"/>
               </w:rPr>
-              <w:t>lớn</w:t>
+              <w:t>l</w:t>
+            </w:r>
+            <w:r>
+              <w:rPr>
+                <w:sz w:val="18"/>
+                <w:szCs w:val="18"/>
+              </w:rPr>
+              <w:t>ớ</w:t>
+            </w:r>
+            <w:r>
+              <w:rPr>
+                <w:sz w:val="18"/>
+                <w:szCs w:val="18"/>
+              </w:rPr>
+              <w:t>n</w:t>
             </w:r>
             <w:proofErr w:type="spellEnd"/>
           </w:p>
@@ -5306,7 +6597,13 @@
       </w:r>
       <w:proofErr w:type="spellStart"/>
       <w:r>
-        <w:t>với</w:t>
+        <w:t>v</w:t>
+      </w:r>
+      <w:r>
+        <w:t>ớ</w:t>
+      </w:r>
+      <w:r>
+        <w:t>i</w:t>
       </w:r>
       <w:proofErr w:type="spellEnd"/>
       <w:proofErr w:type="gramEnd"/>
@@ -5368,9 +6665,8 @@
           <w:szCs w:val="22"/>
           <w:u w:val="single" w:color="1F5C8A"/>
         </w:rPr>
-        <w:t>Quyết</w:t>
-      </w:r>
-      <w:proofErr w:type="spellEnd"/>
+        <w:t>Quy</w:t>
+      </w:r>
       <w:r>
         <w:rPr>
           <w:b/>
@@ -5380,9 +6676,8 @@
           <w:szCs w:val="22"/>
           <w:u w:val="single" w:color="1F5C8A"/>
         </w:rPr>
-        <w:t xml:space="preserve"> Định </w:t>
-      </w:r>
-      <w:proofErr w:type="spellStart"/>
+        <w:t>ế</w:t>
+      </w:r>
       <w:r>
         <w:rPr>
           <w:b/>
@@ -5392,7 +6687,7 @@
           <w:szCs w:val="22"/>
           <w:u w:val="single" w:color="1F5C8A"/>
         </w:rPr>
-        <w:t>Thiết</w:t>
+        <w:t>t</w:t>
       </w:r>
       <w:proofErr w:type="spellEnd"/>
       <w:r>
@@ -5404,9 +6699,8 @@
           <w:szCs w:val="22"/>
           <w:u w:val="single" w:color="1F5C8A"/>
         </w:rPr>
-        <w:t xml:space="preserve"> </w:t>
-      </w:r>
-      <w:proofErr w:type="spellStart"/>
+        <w:t xml:space="preserve"> Đ</w:t>
+      </w:r>
       <w:r>
         <w:rPr>
           <w:b/>
@@ -5416,9 +6710,8 @@
           <w:szCs w:val="22"/>
           <w:u w:val="single" w:color="1F5C8A"/>
         </w:rPr>
-        <w:t>Kế</w:t>
-      </w:r>
-      <w:proofErr w:type="spellEnd"/>
+        <w:t>ị</w:t>
+      </w:r>
       <w:r>
         <w:rPr>
           <w:b/>
@@ -5428,7 +6721,7 @@
           <w:szCs w:val="22"/>
           <w:u w:val="single" w:color="1F5C8A"/>
         </w:rPr>
-        <w:t xml:space="preserve"> Quan </w:t>
+        <w:t xml:space="preserve">nh </w:t>
       </w:r>
       <w:proofErr w:type="spellStart"/>
       <w:r>
@@ -5440,7 +6733,110 @@
           <w:szCs w:val="22"/>
           <w:u w:val="single" w:color="1F5C8A"/>
         </w:rPr>
-        <w:t>Trọng</w:t>
+        <w:t>Thi</w:t>
+      </w:r>
+      <w:r>
+        <w:rPr>
+          <w:b/>
+          <w:bCs/>
+          <w:color w:val="1F5C8A"/>
+          <w:sz w:val="22"/>
+          <w:szCs w:val="22"/>
+          <w:u w:val="single" w:color="1F5C8A"/>
+        </w:rPr>
+        <w:t>ế</w:t>
+      </w:r>
+      <w:r>
+        <w:rPr>
+          <w:b/>
+          <w:bCs/>
+          <w:color w:val="1F5C8A"/>
+          <w:sz w:val="22"/>
+          <w:szCs w:val="22"/>
+          <w:u w:val="single" w:color="1F5C8A"/>
+        </w:rPr>
+        <w:t>t</w:t>
+      </w:r>
+      <w:proofErr w:type="spellEnd"/>
+      <w:r>
+        <w:rPr>
+          <w:b/>
+          <w:bCs/>
+          <w:color w:val="1F5C8A"/>
+          <w:sz w:val="22"/>
+          <w:szCs w:val="22"/>
+          <w:u w:val="single" w:color="1F5C8A"/>
+        </w:rPr>
+        <w:t xml:space="preserve"> </w:t>
+      </w:r>
+      <w:proofErr w:type="spellStart"/>
+      <w:r>
+        <w:rPr>
+          <w:b/>
+          <w:bCs/>
+          <w:color w:val="1F5C8A"/>
+          <w:sz w:val="22"/>
+          <w:szCs w:val="22"/>
+          <w:u w:val="single" w:color="1F5C8A"/>
+        </w:rPr>
+        <w:t>K</w:t>
+      </w:r>
+      <w:r>
+        <w:rPr>
+          <w:b/>
+          <w:bCs/>
+          <w:color w:val="1F5C8A"/>
+          <w:sz w:val="22"/>
+          <w:szCs w:val="22"/>
+          <w:u w:val="single" w:color="1F5C8A"/>
+        </w:rPr>
+        <w:t>ế</w:t>
+      </w:r>
+      <w:proofErr w:type="spellEnd"/>
+      <w:r>
+        <w:rPr>
+          <w:b/>
+          <w:bCs/>
+          <w:color w:val="1F5C8A"/>
+          <w:sz w:val="22"/>
+          <w:szCs w:val="22"/>
+          <w:u w:val="single" w:color="1F5C8A"/>
+        </w:rPr>
+        <w:t xml:space="preserve"> Quan </w:t>
+      </w:r>
+      <w:proofErr w:type="spellStart"/>
+      <w:r>
+        <w:rPr>
+          <w:b/>
+          <w:bCs/>
+          <w:color w:val="1F5C8A"/>
+          <w:sz w:val="22"/>
+          <w:szCs w:val="22"/>
+          <w:u w:val="single" w:color="1F5C8A"/>
+        </w:rPr>
+        <w:t>Tr</w:t>
+      </w:r>
+      <w:r>
+        <w:rPr>
+          <w:b/>
+          <w:bCs/>
+          <w:color w:val="1F5C8A"/>
+          <w:sz w:val="22"/>
+          <w:szCs w:val="22"/>
+          <w:u w:val="single" w:color="1F5C8A"/>
+        </w:rPr>
+        <w:t>ọ</w:t>
+      </w:r>
+      <w:r>
+        <w:rPr>
+          <w:b/>
+          <w:bCs/>
+          <w:color w:val="1F5C8A"/>
+          <w:sz w:val="22"/>
+          <w:szCs w:val="22"/>
+          <w:u w:val="single" w:color="1F5C8A"/>
+        </w:rPr>
+        <w:t>ng</w:t>
       </w:r>
       <w:proofErr w:type="spellEnd"/>
     </w:p>
@@ -5468,12 +6864,6 @@
         <w:gridCol w:w="2360"/>
       </w:tblGrid>
       <w:tr>
-        <w:tblPrEx>
-          <w:tblCellMar>
-            <w:top w:w="0" w:type="dxa"/>
-            <w:bottom w:w="0" w:type="dxa"/>
-          </w:tblCellMar>
-        </w:tblPrEx>
         <w:tc>
           <w:tcPr>
             <w:tcW w:w="1600" w:type="dxa"/>
@@ -5501,7 +6891,27 @@
                 <w:sz w:val="18"/>
                 <w:szCs w:val="18"/>
               </w:rPr>
-              <w:t>Quyết</w:t>
+              <w:t>Quy</w:t>
+            </w:r>
+            <w:r>
+              <w:rPr>
+                <w:b/>
+                <w:bCs/>
+                <w:color w:val="FFFFFF"/>
+                <w:sz w:val="18"/>
+                <w:szCs w:val="18"/>
+              </w:rPr>
+              <w:t>ế</w:t>
+            </w:r>
+            <w:r>
+              <w:rPr>
+                <w:b/>
+                <w:bCs/>
+                <w:color w:val="FFFFFF"/>
+                <w:sz w:val="18"/>
+                <w:szCs w:val="18"/>
+              </w:rPr>
+              <w:t>t</w:t>
             </w:r>
             <w:proofErr w:type="spellEnd"/>
             <w:r>
@@ -5523,7 +6933,27 @@
                 <w:sz w:val="18"/>
                 <w:szCs w:val="18"/>
               </w:rPr>
-              <w:t>định</w:t>
+              <w:t>đ</w:t>
+            </w:r>
+            <w:r>
+              <w:rPr>
+                <w:b/>
+                <w:bCs/>
+                <w:color w:val="FFFFFF"/>
+                <w:sz w:val="18"/>
+                <w:szCs w:val="18"/>
+              </w:rPr>
+              <w:t>ị</w:t>
+            </w:r>
+            <w:r>
+              <w:rPr>
+                <w:b/>
+                <w:bCs/>
+                <w:color w:val="FFFFFF"/>
+                <w:sz w:val="18"/>
+                <w:szCs w:val="18"/>
+              </w:rPr>
+              <w:t>nh</w:t>
             </w:r>
             <w:proofErr w:type="spellEnd"/>
           </w:p>
@@ -5555,7 +6985,27 @@
                 <w:sz w:val="18"/>
                 <w:szCs w:val="18"/>
               </w:rPr>
-              <w:t>Lựa</w:t>
+              <w:t>L</w:t>
+            </w:r>
+            <w:r>
+              <w:rPr>
+                <w:b/>
+                <w:bCs/>
+                <w:color w:val="FFFFFF"/>
+                <w:sz w:val="18"/>
+                <w:szCs w:val="18"/>
+              </w:rPr>
+              <w:t>ự</w:t>
+            </w:r>
+            <w:r>
+              <w:rPr>
+                <w:b/>
+                <w:bCs/>
+                <w:color w:val="FFFFFF"/>
+                <w:sz w:val="18"/>
+                <w:szCs w:val="18"/>
+              </w:rPr>
+              <w:t>a</w:t>
             </w:r>
             <w:proofErr w:type="spellEnd"/>
             <w:r>
@@ -5577,7 +7027,27 @@
                 <w:sz w:val="18"/>
                 <w:szCs w:val="18"/>
               </w:rPr>
-              <w:t>chọn</w:t>
+              <w:t>ch</w:t>
+            </w:r>
+            <w:r>
+              <w:rPr>
+                <w:b/>
+                <w:bCs/>
+                <w:color w:val="FFFFFF"/>
+                <w:sz w:val="18"/>
+                <w:szCs w:val="18"/>
+              </w:rPr>
+              <w:t>ọ</w:t>
+            </w:r>
+            <w:r>
+              <w:rPr>
+                <w:b/>
+                <w:bCs/>
+                <w:color w:val="FFFFFF"/>
+                <w:sz w:val="18"/>
+                <w:szCs w:val="18"/>
+              </w:rPr>
+              <w:t>n</w:t>
             </w:r>
             <w:proofErr w:type="spellEnd"/>
           </w:p>
@@ -5671,7 +7141,17 @@
                 <w:sz w:val="18"/>
                 <w:szCs w:val="18"/>
               </w:rPr>
-              <w:t>bị</w:t>
+              <w:t>b</w:t>
+            </w:r>
+            <w:r>
+              <w:rPr>
+                <w:b/>
+                <w:bCs/>
+                <w:color w:val="FFFFFF"/>
+                <w:sz w:val="18"/>
+                <w:szCs w:val="18"/>
+              </w:rPr>
+              <w:t>ị</w:t>
             </w:r>
             <w:proofErr w:type="spellEnd"/>
             <w:r>
@@ -5693,19 +7173,33 @@
                 <w:sz w:val="18"/>
                 <w:szCs w:val="18"/>
               </w:rPr>
-              <w:t>loại</w:t>
+              <w:t>lo</w:t>
+            </w:r>
+            <w:r>
+              <w:rPr>
+                <w:b/>
+                <w:bCs/>
+                <w:color w:val="FFFFFF"/>
+                <w:sz w:val="18"/>
+                <w:szCs w:val="18"/>
+              </w:rPr>
+              <w:t>ạ</w:t>
+            </w:r>
+            <w:r>
+              <w:rPr>
+                <w:b/>
+                <w:bCs/>
+                <w:color w:val="FFFFFF"/>
+                <w:sz w:val="18"/>
+                <w:szCs w:val="18"/>
+              </w:rPr>
+              <w:t>i</w:t>
             </w:r>
             <w:proofErr w:type="spellEnd"/>
           </w:p>
         </w:tc>
       </w:tr>
       <w:tr>
-        <w:tblPrEx>
-          <w:tblCellMar>
-            <w:top w:w="0" w:type="dxa"/>
-            <w:bottom w:w="0" w:type="dxa"/>
-          </w:tblCellMar>
-        </w:tblPrEx>
         <w:tc>
           <w:tcPr>
             <w:tcW w:w="1600" w:type="dxa"/>
@@ -5784,7 +7278,14 @@
                 <w:sz w:val="18"/>
                 <w:szCs w:val="18"/>
               </w:rPr>
-              <w:t>Đồ</w:t>
+              <w:t>Đ</w:t>
+            </w:r>
+            <w:r>
+              <w:rPr>
+                <w:sz w:val="18"/>
+                <w:szCs w:val="18"/>
+              </w:rPr>
+              <w:t>ồ</w:t>
             </w:r>
             <w:proofErr w:type="spellEnd"/>
             <w:r>
@@ -5800,7 +7301,14 @@
                 <w:sz w:val="18"/>
                 <w:szCs w:val="18"/>
               </w:rPr>
-              <w:t>thị</w:t>
+              <w:t>th</w:t>
+            </w:r>
+            <w:r>
+              <w:rPr>
+                <w:sz w:val="18"/>
+                <w:szCs w:val="18"/>
+              </w:rPr>
+              <w:t>ị</w:t>
             </w:r>
             <w:proofErr w:type="spellEnd"/>
             <w:r>
@@ -5816,7 +7324,14 @@
                 <w:sz w:val="18"/>
                 <w:szCs w:val="18"/>
               </w:rPr>
-              <w:t>tế</w:t>
+              <w:t>t</w:t>
+            </w:r>
+            <w:r>
+              <w:rPr>
+                <w:sz w:val="18"/>
+                <w:szCs w:val="18"/>
+              </w:rPr>
+              <w:t>ế</w:t>
             </w:r>
             <w:proofErr w:type="spellEnd"/>
             <w:r>
@@ -5848,7 +7363,21 @@
                 <w:sz w:val="18"/>
                 <w:szCs w:val="18"/>
               </w:rPr>
-              <w:t>đạt</w:t>
+              <w:t>đ</w:t>
+            </w:r>
+            <w:r>
+              <w:rPr>
+                <w:sz w:val="18"/>
+                <w:szCs w:val="18"/>
+              </w:rPr>
+              <w:t>ạ</w:t>
+            </w:r>
+            <w:r>
+              <w:rPr>
+                <w:sz w:val="18"/>
+                <w:szCs w:val="18"/>
+              </w:rPr>
+              <w:t>t</w:t>
             </w:r>
             <w:proofErr w:type="spellEnd"/>
             <w:r>
@@ -5864,7 +7393,21 @@
                 <w:sz w:val="18"/>
                 <w:szCs w:val="18"/>
               </w:rPr>
-              <w:t>được</w:t>
+              <w:t>đư</w:t>
+            </w:r>
+            <w:r>
+              <w:rPr>
+                <w:sz w:val="18"/>
+                <w:szCs w:val="18"/>
+              </w:rPr>
+              <w:t>ợ</w:t>
+            </w:r>
+            <w:r>
+              <w:rPr>
+                <w:sz w:val="18"/>
+                <w:szCs w:val="18"/>
+              </w:rPr>
+              <w:t>c</w:t>
             </w:r>
             <w:proofErr w:type="spellEnd"/>
             <w:r>
@@ -5880,7 +7423,14 @@
                 <w:sz w:val="18"/>
                 <w:szCs w:val="18"/>
               </w:rPr>
-              <w:t>hỗ</w:t>
+              <w:t>h</w:t>
+            </w:r>
+            <w:r>
+              <w:rPr>
+                <w:sz w:val="18"/>
+                <w:szCs w:val="18"/>
+              </w:rPr>
+              <w:t>ỗ</w:t>
             </w:r>
             <w:proofErr w:type="spellEnd"/>
             <w:r>
@@ -5896,7 +7446,14 @@
                 <w:sz w:val="18"/>
                 <w:szCs w:val="18"/>
               </w:rPr>
-              <w:t>trợ</w:t>
+              <w:t>tr</w:t>
+            </w:r>
+            <w:r>
+              <w:rPr>
+                <w:sz w:val="18"/>
+                <w:szCs w:val="18"/>
+              </w:rPr>
+              <w:t>ợ</w:t>
             </w:r>
             <w:proofErr w:type="spellEnd"/>
             <w:r>
@@ -5912,7 +7469,21 @@
                 <w:sz w:val="18"/>
                 <w:szCs w:val="18"/>
               </w:rPr>
-              <w:t>trực</w:t>
+              <w:t>tr</w:t>
+            </w:r>
+            <w:r>
+              <w:rPr>
+                <w:sz w:val="18"/>
+                <w:szCs w:val="18"/>
+              </w:rPr>
+              <w:t>ự</w:t>
+            </w:r>
+            <w:r>
+              <w:rPr>
+                <w:sz w:val="18"/>
+                <w:szCs w:val="18"/>
+              </w:rPr>
+              <w:t>c</w:t>
             </w:r>
             <w:proofErr w:type="spellEnd"/>
             <w:r>
@@ -5928,7 +7499,21 @@
                 <w:sz w:val="18"/>
                 <w:szCs w:val="18"/>
               </w:rPr>
-              <w:t>tiếp</w:t>
+              <w:t>ti</w:t>
+            </w:r>
+            <w:r>
+              <w:rPr>
+                <w:sz w:val="18"/>
+                <w:szCs w:val="18"/>
+              </w:rPr>
+              <w:t>ế</w:t>
+            </w:r>
+            <w:r>
+              <w:rPr>
+                <w:sz w:val="18"/>
+                <w:szCs w:val="18"/>
+              </w:rPr>
+              <w:t>p</w:t>
             </w:r>
             <w:proofErr w:type="spellEnd"/>
           </w:p>
@@ -5980,7 +7565,21 @@
                 <w:sz w:val="18"/>
                 <w:szCs w:val="18"/>
               </w:rPr>
-              <w:t>hợp</w:t>
+              <w:t>h</w:t>
+            </w:r>
+            <w:r>
+              <w:rPr>
+                <w:sz w:val="18"/>
+                <w:szCs w:val="18"/>
+              </w:rPr>
+              <w:t>ợ</w:t>
+            </w:r>
+            <w:r>
+              <w:rPr>
+                <w:sz w:val="18"/>
+                <w:szCs w:val="18"/>
+              </w:rPr>
+              <w:t>p</w:t>
             </w:r>
             <w:proofErr w:type="spellEnd"/>
             <w:r>
@@ -5996,7 +7595,14 @@
                 <w:sz w:val="18"/>
                 <w:szCs w:val="18"/>
               </w:rPr>
-              <w:t>đồ</w:t>
+              <w:t>đ</w:t>
+            </w:r>
+            <w:r>
+              <w:rPr>
+                <w:sz w:val="18"/>
+                <w:szCs w:val="18"/>
+              </w:rPr>
+              <w:t>ồ</w:t>
             </w:r>
             <w:proofErr w:type="spellEnd"/>
             <w:r>
@@ -6012,7 +7618,14 @@
                 <w:sz w:val="18"/>
                 <w:szCs w:val="18"/>
               </w:rPr>
-              <w:t>thị</w:t>
+              <w:t>th</w:t>
+            </w:r>
+            <w:r>
+              <w:rPr>
+                <w:sz w:val="18"/>
+                <w:szCs w:val="18"/>
+              </w:rPr>
+              <w:t>ị</w:t>
             </w:r>
             <w:proofErr w:type="spellEnd"/>
             <w:r>
@@ -6042,12 +7655,6 @@
         </w:tc>
       </w:tr>
       <w:tr>
-        <w:tblPrEx>
-          <w:tblCellMar>
-            <w:top w:w="0" w:type="dxa"/>
-            <w:bottom w:w="0" w:type="dxa"/>
-          </w:tblCellMar>
-        </w:tblPrEx>
         <w:tc>
           <w:tcPr>
             <w:tcW w:w="1600" w:type="dxa"/>
@@ -6122,7 +7729,10 @@
           <w:p>
             <w:proofErr w:type="spellStart"/>
             <w:r>
-              <w:t>Hỗ</w:t>
+              <w:t>H</w:t>
+            </w:r>
+            <w:r>
+              <w:t>ỗ</w:t>
             </w:r>
             <w:proofErr w:type="spellEnd"/>
             <w:r>
@@ -6130,7 +7740,10 @@
             </w:r>
             <w:proofErr w:type="spellStart"/>
             <w:r>
-              <w:t>trợ</w:t>
+              <w:t>tr</w:t>
+            </w:r>
+            <w:r>
+              <w:t>ợ</w:t>
             </w:r>
             <w:proofErr w:type="spellEnd"/>
             <w:r>
@@ -6138,7 +7751,13 @@
             </w:r>
             <w:proofErr w:type="spellStart"/>
             <w:r>
-              <w:t>tốt</w:t>
+              <w:t>t</w:t>
+            </w:r>
+            <w:r>
+              <w:t>ố</w:t>
+            </w:r>
+            <w:r>
+              <w:t>t</w:t>
             </w:r>
             <w:proofErr w:type="spellEnd"/>
             <w:r>
@@ -6201,7 +7820,13 @@
             </w:r>
             <w:proofErr w:type="spellStart"/>
             <w:r>
-              <w:t>hợp</w:t>
+              <w:t>h</w:t>
+            </w:r>
+            <w:r>
+              <w:t>ợ</w:t>
+            </w:r>
+            <w:r>
+              <w:t>p</w:t>
             </w:r>
             <w:proofErr w:type="spellEnd"/>
             <w:r>
@@ -6225,7 +7850,13 @@
             </w:r>
             <w:proofErr w:type="spellStart"/>
             <w:r>
-              <w:t>bản</w:t>
+              <w:t>b</w:t>
+            </w:r>
+            <w:r>
+              <w:t>ả</w:t>
+            </w:r>
+            <w:r>
+              <w:t>n</w:t>
             </w:r>
             <w:proofErr w:type="spellEnd"/>
             <w:r>
@@ -6233,19 +7864,16 @@
             </w:r>
             <w:proofErr w:type="spellStart"/>
             <w:r>
-              <w:t>tế</w:t>
+              <w:t>t</w:t>
+            </w:r>
+            <w:r>
+              <w:t>ế</w:t>
             </w:r>
             <w:proofErr w:type="spellEnd"/>
           </w:p>
         </w:tc>
       </w:tr>
       <w:tr>
-        <w:tblPrEx>
-          <w:tblCellMar>
-            <w:top w:w="0" w:type="dxa"/>
-            <w:bottom w:w="0" w:type="dxa"/>
-          </w:tblCellMar>
-        </w:tblPrEx>
         <w:tc>
           <w:tcPr>
             <w:tcW w:w="1600" w:type="dxa"/>
@@ -6304,7 +7932,21 @@
                 <w:sz w:val="18"/>
                 <w:szCs w:val="18"/>
               </w:rPr>
-              <w:t>mặc</w:t>
+              <w:t>m</w:t>
+            </w:r>
+            <w:r>
+              <w:rPr>
+                <w:sz w:val="18"/>
+                <w:szCs w:val="18"/>
+              </w:rPr>
+              <w:t>ặ</w:t>
+            </w:r>
+            <w:r>
+              <w:rPr>
+                <w:sz w:val="18"/>
+                <w:szCs w:val="18"/>
+              </w:rPr>
+              <w:t>c</w:t>
             </w:r>
             <w:proofErr w:type="spellEnd"/>
             <w:r>
@@ -6320,7 +7962,21 @@
                 <w:sz w:val="18"/>
                 <w:szCs w:val="18"/>
               </w:rPr>
-              <w:t>định</w:t>
+              <w:t>đ</w:t>
+            </w:r>
+            <w:r>
+              <w:rPr>
+                <w:sz w:val="18"/>
+                <w:szCs w:val="18"/>
+              </w:rPr>
+              <w:t>ị</w:t>
+            </w:r>
+            <w:r>
+              <w:rPr>
+                <w:sz w:val="18"/>
+                <w:szCs w:val="18"/>
+              </w:rPr>
+              <w:t>nh</w:t>
             </w:r>
             <w:proofErr w:type="spellEnd"/>
             <w:r>
@@ -6404,7 +8060,21 @@
                 <w:sz w:val="18"/>
                 <w:szCs w:val="18"/>
               </w:rPr>
-              <w:t>nhất</w:t>
+              <w:t>nh</w:t>
+            </w:r>
+            <w:r>
+              <w:rPr>
+                <w:sz w:val="18"/>
+                <w:szCs w:val="18"/>
+              </w:rPr>
+              <w:t>ấ</w:t>
+            </w:r>
+            <w:r>
+              <w:rPr>
+                <w:sz w:val="18"/>
+                <w:szCs w:val="18"/>
+              </w:rPr>
+              <w:t>t</w:t>
             </w:r>
             <w:proofErr w:type="spellEnd"/>
             <w:r>
@@ -6420,7 +8090,14 @@
                 <w:sz w:val="18"/>
                 <w:szCs w:val="18"/>
               </w:rPr>
-              <w:t>đồ</w:t>
+              <w:t>đ</w:t>
+            </w:r>
+            <w:r>
+              <w:rPr>
+                <w:sz w:val="18"/>
+                <w:szCs w:val="18"/>
+              </w:rPr>
+              <w:t>ồ</w:t>
             </w:r>
             <w:proofErr w:type="spellEnd"/>
             <w:r>
@@ -6436,7 +8113,14 @@
                 <w:sz w:val="18"/>
                 <w:szCs w:val="18"/>
               </w:rPr>
-              <w:t>thị</w:t>
+              <w:t>th</w:t>
+            </w:r>
+            <w:r>
+              <w:rPr>
+                <w:sz w:val="18"/>
+                <w:szCs w:val="18"/>
+              </w:rPr>
+              <w:t>ị</w:t>
             </w:r>
             <w:proofErr w:type="spellEnd"/>
             <w:r>
@@ -6527,7 +8211,14 @@
                 <w:sz w:val="18"/>
                 <w:szCs w:val="18"/>
               </w:rPr>
-              <w:t>chỉ</w:t>
+              <w:t>ch</w:t>
+            </w:r>
+            <w:r>
+              <w:rPr>
+                <w:sz w:val="18"/>
+                <w:szCs w:val="18"/>
+              </w:rPr>
+              <w:t>ỉ</w:t>
             </w:r>
             <w:proofErr w:type="spellEnd"/>
             <w:r>
@@ -6575,7 +8266,21 @@
                 <w:sz w:val="18"/>
                 <w:szCs w:val="18"/>
               </w:rPr>
-              <w:t>cần</w:t>
+              <w:t>c</w:t>
+            </w:r>
+            <w:r>
+              <w:rPr>
+                <w:sz w:val="18"/>
+                <w:szCs w:val="18"/>
+              </w:rPr>
+              <w:t>ầ</w:t>
+            </w:r>
+            <w:r>
+              <w:rPr>
+                <w:sz w:val="18"/>
+                <w:szCs w:val="18"/>
+              </w:rPr>
+              <w:t>n</w:t>
             </w:r>
             <w:proofErr w:type="spellEnd"/>
             <w:r>
@@ -6589,12 +8294,6 @@
         </w:tc>
       </w:tr>
       <w:tr>
-        <w:tblPrEx>
-          <w:tblCellMar>
-            <w:top w:w="0" w:type="dxa"/>
-            <w:bottom w:w="0" w:type="dxa"/>
-          </w:tblCellMar>
-        </w:tblPrEx>
         <w:tc>
           <w:tcPr>
             <w:tcW w:w="1600" w:type="dxa"/>
@@ -6672,7 +8371,13 @@
             </w:r>
             <w:proofErr w:type="spellStart"/>
             <w:r>
-              <w:t>xuất</w:t>
+              <w:t>xu</w:t>
+            </w:r>
+            <w:r>
+              <w:t>ấ</w:t>
+            </w:r>
+            <w:r>
+              <w:t>t</w:t>
             </w:r>
             <w:proofErr w:type="spellEnd"/>
             <w:r>
@@ -6680,15 +8385,30 @@
             </w:r>
             <w:proofErr w:type="spellStart"/>
             <w:r>
-              <w:t>hiện</w:t>
-            </w:r>
-            <w:proofErr w:type="spellEnd"/>
-            <w:r>
-              <w:t xml:space="preserve"> ở </w:t>
-            </w:r>
-            <w:proofErr w:type="spellStart"/>
-            <w:r>
-              <w:t>cả</w:t>
+              <w:t>hi</w:t>
+            </w:r>
+            <w:r>
+              <w:t>ệ</w:t>
+            </w:r>
+            <w:r>
+              <w:t>n</w:t>
+            </w:r>
+            <w:proofErr w:type="spellEnd"/>
+            <w:r>
+              <w:t xml:space="preserve"> </w:t>
+            </w:r>
+            <w:r>
+              <w:t>ở</w:t>
+            </w:r>
+            <w:r>
+              <w:t xml:space="preserve"> </w:t>
+            </w:r>
+            <w:proofErr w:type="spellStart"/>
+            <w:r>
+              <w:t>c</w:t>
+            </w:r>
+            <w:r>
+              <w:t>ả</w:t>
             </w:r>
             <w:proofErr w:type="spellEnd"/>
             <w:r>
@@ -6908,7 +8628,39 @@
         <w:sz w:val="16"/>
         <w:szCs w:val="16"/>
       </w:rPr>
-      <w:t xml:space="preserve">TÀI LIỆU THIẾT </w:t>
+      <w:t>TÀI LI</w:t>
+    </w:r>
+    <w:r>
+      <w:rPr>
+        <w:color w:val="666666"/>
+        <w:sz w:val="16"/>
+        <w:szCs w:val="16"/>
+      </w:rPr>
+      <w:t>Ệ</w:t>
+    </w:r>
+    <w:r>
+      <w:rPr>
+        <w:color w:val="666666"/>
+        <w:sz w:val="16"/>
+        <w:szCs w:val="16"/>
+      </w:rPr>
+      <w:t>U THI</w:t>
+    </w:r>
+    <w:r>
+      <w:rPr>
+        <w:color w:val="666666"/>
+        <w:sz w:val="16"/>
+        <w:szCs w:val="16"/>
+      </w:rPr>
+      <w:t>Ế</w:t>
+    </w:r>
+    <w:r>
+      <w:rPr>
+        <w:color w:val="666666"/>
+        <w:sz w:val="16"/>
+        <w:szCs w:val="16"/>
+      </w:rPr>
+      <w:t xml:space="preserve">T </w:t>
     </w:r>
     <w:proofErr w:type="gramStart"/>
     <w:r>
@@ -6917,7 +8669,15 @@
         <w:sz w:val="16"/>
         <w:szCs w:val="16"/>
       </w:rPr>
-      <w:t>KẾ</w:t>
+      <w:t>K</w:t>
+    </w:r>
+    <w:r>
+      <w:rPr>
+        <w:color w:val="666666"/>
+        <w:sz w:val="16"/>
+        <w:szCs w:val="16"/>
+      </w:rPr>
+      <w:t>Ế</w:t>
     </w:r>
     <w:r>
       <w:rPr>
@@ -6969,7 +8729,23 @@
         <w:sz w:val="16"/>
         <w:szCs w:val="16"/>
       </w:rPr>
-      <w:t>Trần</w:t>
+      <w:t>Tr</w:t>
+    </w:r>
+    <w:r>
+      <w:rPr>
+        <w:color w:val="666666"/>
+        <w:sz w:val="16"/>
+        <w:szCs w:val="16"/>
+      </w:rPr>
+      <w:t>ầ</w:t>
+    </w:r>
+    <w:r>
+      <w:rPr>
+        <w:color w:val="666666"/>
+        <w:sz w:val="16"/>
+        <w:szCs w:val="16"/>
+      </w:rPr>
+      <w:t>n</w:t>
     </w:r>
     <w:proofErr w:type="spellEnd"/>
     <w:r>
@@ -6978,7 +8754,23 @@
         <w:sz w:val="16"/>
         <w:szCs w:val="16"/>
       </w:rPr>
-      <w:t xml:space="preserve"> Hữu Trung – N23DCCN200</w:t>
+      <w:t xml:space="preserve"> H</w:t>
+    </w:r>
+    <w:r>
+      <w:rPr>
+        <w:color w:val="666666"/>
+        <w:sz w:val="16"/>
+        <w:szCs w:val="16"/>
+      </w:rPr>
+      <w:t>ữ</w:t>
+    </w:r>
+    <w:r>
+      <w:rPr>
+        <w:color w:val="666666"/>
+        <w:sz w:val="16"/>
+        <w:szCs w:val="16"/>
+      </w:rPr>
+      <w:t>u Trung – N23DCCN200</w:t>
     </w:r>
   </w:p>
 </w:hdr>
